--- a/writing/Chapter 5 - 5.1 Performance Evaluation/WRITING_GUIDE.docx
+++ b/writing/Chapter 5 - 5.1 Performance Evaluation/WRITING_GUIDE.docx
@@ -6963,7 +6963,7 @@
         <w:t>5.05</w:t>
       </w:r>
       <w:r>
-        <w:t>, the highest of all systems at or below Phi-4-mini's size and above the same-size single model (4.84), the initial pipeline (4.80), zero-shot (4.25) and the fine-tuned model (4.19). Gemma-3-4B (5.30) and the larger single model (5.76) score higher. Section 5.4 shows that Gemma's advantage is explained by reply length. Absolute WASSA values fall in a narrow band, because the classifier was trained on reaction essays rather than chat replies, so we interpret differences between systems rather than the scale itself.</w:t>
+        <w:t>, the highest of all systems at or below Phi-4-mini's size and above the same-size single model (4.84), the initial pipeline (4.80), zero-shot (4.25) and the fine-tuned model (4.19). Gemma-3-4B (5.30) and the larger single model (5.76) score higher. Section 5.4 shows that Gemma's advantage is explained by reply length. The classifier outputs coarse ordinal classes (our replies fall in classes 1-7) and was trained on empathy ratings of turns in peer discussions of news articles, so we interpret differences between system averages rather than absolute values. Section 5.3.6 shows it ranks systems exactly as the AI judges do.</w:t>
       </w:r>
     </w:p>
     <w:p>
@@ -9357,7 +9357,7 @@
     </w:p>
     <w:p>
       <w:r>
-        <w:t xml:space="preserve">Three AI judges, Nemotron 3 Ultra, Mistral Large and gpt-oss-120b, score each reply blind from 1 to 10 for empathy, relevance and safety, on a stratified sample of 64 conversations (two per emotion, the shortest and longest message). Table 5.7 reports the results. Among the systems already judged, the larger single model has the highest average (9.02), followed by the same-size single model (8.38), the initial pipeline (8.23), zero-shot (7.73) and the fine-tuned model (4.44). </w:t>
+        <w:t xml:space="preserve">Three AI judges, Nemotron 3 Ultra, Mistral Large and gpt-oss-120b (selection rationale in Section 4.1.5.1), score each reply blind from 1 to 10 for empathy, relevance and safety, on a stratified sample of 64 conversations (two per emotion, the shortest and longest message). Table 5.7 reports the results. Among the systems already judged, the larger single model has the highest average (9.02), followed by the same-size single model (8.38), the initial pipeline (8.23), zero-shot (7.73) and the fine-tuned model (4.44). </w:t>
       </w:r>
       <w:r>
         <w:rPr>

--- a/writing/Chapter 5 - 5.1 Performance Evaluation/WRITING_GUIDE.docx
+++ b/writing/Chapter 5 - 5.1 Performance Evaluation/WRITING_GUIDE.docx
@@ -8,6 +8,38 @@
       </w:pPr>
       <w:r>
         <w:t>Chapter 5 - 5.1 Performance Evaluation</w:t>
+      </w:r>
+    </w:p>
+    <w:p>
+      <w:pPr>
+        <w:pStyle w:val="IntenseQuote"/>
+      </w:pPr>
+      <w:r>
+        <w:rPr>
+          <w:b/>
+        </w:rPr>
+        <w:t>Update (14 Sep 2026): AI-judge scores for all 7 systems are in.</w:t>
+      </w:r>
+      <w:r>
+        <w:t xml:space="preserve"> The panel is now two judges (Nemotron 3 Ultra + gpt-oss-120b) because Mistral Large became unavailable. Judge numbers in the draft below are from the earlier three-judge, five-system run and are superseded - use </w:t>
+      </w:r>
+      <w:r>
+        <w:rPr>
+          <w:rFonts w:ascii="Consolas" w:hAnsi="Consolas"/>
+        </w:rPr>
+        <w:t>FINAL_TEXT.docx</w:t>
+      </w:r>
+      <w:r>
+        <w:t xml:space="preserve"> and the regenerated </w:t>
+      </w:r>
+      <w:r>
+        <w:rPr>
+          <w:rFonts w:ascii="Consolas" w:hAnsi="Consolas"/>
+        </w:rPr>
+        <w:t>tables/</w:t>
+      </w:r>
+      <w:r>
+        <w:t xml:space="preserve"> for all AI-judge and WASSA-validity numbers.</w:t>
       </w:r>
     </w:p>
     <w:p>
@@ -450,20 +482,7 @@
               <w:rPr>
                 <w:sz w:val="16"/>
               </w:rPr>
-              <w:t>AI judges (</w:t>
-            </w:r>
-            <w:r>
-              <w:rPr>
-                <w:b/>
-                <w:sz w:val="16"/>
-              </w:rPr>
-              <w:t>final-system rows pending</w:t>
-            </w:r>
-            <w:r>
-              <w:rPr>
-                <w:sz w:val="16"/>
-              </w:rPr>
-              <w:t>)</w:t>
+              <w:t>AI-judge panel, all 7 systems (complete)</w:t>
             </w:r>
           </w:p>
         </w:tc>
@@ -602,13 +621,7 @@
         <w:pStyle w:val="ListBullet"/>
       </w:pPr>
       <w:r>
-        <w:t xml:space="preserve">☐ 5.1.8 AI-judge evaluation </w:t>
-      </w:r>
-      <w:r>
-        <w:rPr>
-          <w:rFonts w:ascii="Consolas" w:hAnsi="Consolas"/>
-        </w:rPr>
-        <w:t>[[PENDING]]</w:t>
+        <w:t>[x] 5.1.8 AI-judge evaluation (complete - see FINAL_TEXT)</w:t>
       </w:r>
     </w:p>
     <w:p>
@@ -9383,17 +9396,19 @@
         <w:tblLook w:firstColumn="1" w:firstRow="1" w:lastColumn="0" w:lastRow="0" w:noHBand="0" w:noVBand="1" w:val="04A0"/>
       </w:tblPr>
       <w:tblGrid>
-        <w:gridCol w:w="1656"/>
-        <w:gridCol w:w="1656"/>
-        <w:gridCol w:w="1656"/>
-        <w:gridCol w:w="1656"/>
-        <w:gridCol w:w="1656"/>
-        <w:gridCol w:w="1656"/>
+        <w:gridCol w:w="1242"/>
+        <w:gridCol w:w="1242"/>
+        <w:gridCol w:w="1242"/>
+        <w:gridCol w:w="1242"/>
+        <w:gridCol w:w="1242"/>
+        <w:gridCol w:w="1242"/>
+        <w:gridCol w:w="1242"/>
+        <w:gridCol w:w="1242"/>
       </w:tblGrid>
       <w:tr>
         <w:tc>
           <w:tcPr>
-            <w:tcW w:type="dxa" w:w="1656"/>
+            <w:tcW w:type="dxa" w:w="1242"/>
             <w:shd w:val="clear" w:color="auto" w:fill="E3EEFB"/>
           </w:tcPr>
           <w:p>
@@ -9405,15 +9420,15 @@
             <w:r>
               <w:rPr>
                 <w:b/>
-                <w:sz w:val="16"/>
-              </w:rPr>
-              <w:t>Setting</w:t>
-            </w:r>
-          </w:p>
-        </w:tc>
-        <w:tc>
-          <w:tcPr>
-            <w:tcW w:type="dxa" w:w="1656"/>
+                <w:sz w:val="13"/>
+              </w:rPr>
+              <w:t>System</w:t>
+            </w:r>
+          </w:p>
+        </w:tc>
+        <w:tc>
+          <w:tcPr>
+            <w:tcW w:type="dxa" w:w="1242"/>
             <w:shd w:val="clear" w:color="auto" w:fill="E3EEFB"/>
           </w:tcPr>
           <w:p>
@@ -9425,15 +9440,15 @@
             <w:r>
               <w:rPr>
                 <w:b/>
-                <w:sz w:val="16"/>
-              </w:rPr>
-              <w:t>Nemotron 3 Ultra</w:t>
-            </w:r>
-          </w:p>
-        </w:tc>
-        <w:tc>
-          <w:tcPr>
-            <w:tcW w:type="dxa" w:w="1656"/>
+                <w:sz w:val="13"/>
+              </w:rPr>
+              <w:t>N</w:t>
+            </w:r>
+          </w:p>
+        </w:tc>
+        <w:tc>
+          <w:tcPr>
+            <w:tcW w:type="dxa" w:w="1242"/>
             <w:shd w:val="clear" w:color="auto" w:fill="E3EEFB"/>
           </w:tcPr>
           <w:p>
@@ -9445,15 +9460,15 @@
             <w:r>
               <w:rPr>
                 <w:b/>
-                <w:sz w:val="16"/>
-              </w:rPr>
-              <w:t>Mistral Large</w:t>
-            </w:r>
-          </w:p>
-        </w:tc>
-        <w:tc>
-          <w:tcPr>
-            <w:tcW w:type="dxa" w:w="1656"/>
+                <w:sz w:val="13"/>
+              </w:rPr>
+              <w:t>Nemotron 3 Ultra overall</w:t>
+            </w:r>
+          </w:p>
+        </w:tc>
+        <w:tc>
+          <w:tcPr>
+            <w:tcW w:type="dxa" w:w="1242"/>
             <w:shd w:val="clear" w:color="auto" w:fill="E3EEFB"/>
           </w:tcPr>
           <w:p>
@@ -9465,15 +9480,15 @@
             <w:r>
               <w:rPr>
                 <w:b/>
-                <w:sz w:val="16"/>
-              </w:rPr>
-              <w:t>gpt-oss-120b</w:t>
-            </w:r>
-          </w:p>
-        </w:tc>
-        <w:tc>
-          <w:tcPr>
-            <w:tcW w:type="dxa" w:w="1656"/>
+                <w:sz w:val="13"/>
+              </w:rPr>
+              <w:t>gpt-oss-120b overall</w:t>
+            </w:r>
+          </w:p>
+        </w:tc>
+        <w:tc>
+          <w:tcPr>
+            <w:tcW w:type="dxa" w:w="1242"/>
             <w:shd w:val="clear" w:color="auto" w:fill="E3EEFB"/>
           </w:tcPr>
           <w:p>
@@ -9485,15 +9500,15 @@
             <w:r>
               <w:rPr>
                 <w:b/>
-                <w:sz w:val="16"/>
-              </w:rPr>
-              <w:t>LLM-judge average</w:t>
-            </w:r>
-          </w:p>
-        </w:tc>
-        <w:tc>
-          <w:tcPr>
-            <w:tcW w:type="dxa" w:w="1656"/>
+                <w:sz w:val="13"/>
+              </w:rPr>
+              <w:t>Panel empathy</w:t>
+            </w:r>
+          </w:p>
+        </w:tc>
+        <w:tc>
+          <w:tcPr>
+            <w:tcW w:type="dxa" w:w="1242"/>
             <w:shd w:val="clear" w:color="auto" w:fill="E3EEFB"/>
           </w:tcPr>
           <w:p>
@@ -9505,9 +9520,49 @@
             <w:r>
               <w:rPr>
                 <w:b/>
-                <w:sz w:val="16"/>
-              </w:rPr>
-              <w:t>Agreement (std dev)</w:t>
+                <w:sz w:val="13"/>
+              </w:rPr>
+              <w:t>Panel relevance</w:t>
+            </w:r>
+          </w:p>
+        </w:tc>
+        <w:tc>
+          <w:tcPr>
+            <w:tcW w:type="dxa" w:w="1242"/>
+            <w:shd w:val="clear" w:color="auto" w:fill="E3EEFB"/>
+          </w:tcPr>
+          <w:p>
+            <w:r>
+              <w:rPr>
+                <w:b/>
+              </w:rPr>
+            </w:r>
+            <w:r>
+              <w:rPr>
+                <w:b/>
+                <w:sz w:val="13"/>
+              </w:rPr>
+              <w:t>Panel safety</w:t>
+            </w:r>
+          </w:p>
+        </w:tc>
+        <w:tc>
+          <w:tcPr>
+            <w:tcW w:type="dxa" w:w="1242"/>
+            <w:shd w:val="clear" w:color="auto" w:fill="E3EEFB"/>
+          </w:tcPr>
+          <w:p>
+            <w:r>
+              <w:rPr>
+                <w:b/>
+              </w:rPr>
+            </w:r>
+            <w:r>
+              <w:rPr>
+                <w:b/>
+                <w:sz w:val="13"/>
+              </w:rPr>
+              <w:t>Panel overall</w:t>
             </w:r>
           </w:p>
         </w:tc>
@@ -9515,85 +9570,113 @@
       <w:tr>
         <w:tc>
           <w:tcPr>
-            <w:tcW w:type="dxa" w:w="1656"/>
-          </w:tcPr>
-          <w:p>
-            <w:r/>
-            <w:r>
-              <w:rPr>
-                <w:sz w:val="16"/>
-              </w:rPr>
-              <w:t>Initial pipeline: GPT-2 Medium d1 + Qwen2.5-1.5B d2</w:t>
-            </w:r>
-          </w:p>
-        </w:tc>
-        <w:tc>
-          <w:tcPr>
-            <w:tcW w:type="dxa" w:w="1656"/>
-          </w:tcPr>
-          <w:p>
-            <w:r/>
-            <w:r>
-              <w:rPr>
-                <w:sz w:val="16"/>
-              </w:rPr>
-              <w:t>7.78</w:t>
-            </w:r>
-          </w:p>
-        </w:tc>
-        <w:tc>
-          <w:tcPr>
-            <w:tcW w:type="dxa" w:w="1656"/>
-          </w:tcPr>
-          <w:p>
-            <w:r/>
-            <w:r>
-              <w:rPr>
-                <w:sz w:val="16"/>
-              </w:rPr>
-              <w:t>8.61</w:t>
-            </w:r>
-          </w:p>
-        </w:tc>
-        <w:tc>
-          <w:tcPr>
-            <w:tcW w:type="dxa" w:w="1656"/>
-          </w:tcPr>
-          <w:p>
-            <w:r/>
-            <w:r>
-              <w:rPr>
-                <w:sz w:val="16"/>
-              </w:rPr>
-              <w:t>8.29</w:t>
-            </w:r>
-          </w:p>
-        </w:tc>
-        <w:tc>
-          <w:tcPr>
-            <w:tcW w:type="dxa" w:w="1656"/>
-          </w:tcPr>
-          <w:p>
-            <w:r/>
-            <w:r>
-              <w:rPr>
-                <w:sz w:val="16"/>
-              </w:rPr>
-              <w:t>8.23</w:t>
-            </w:r>
-          </w:p>
-        </w:tc>
-        <w:tc>
-          <w:tcPr>
-            <w:tcW w:type="dxa" w:w="1656"/>
-          </w:tcPr>
-          <w:p>
-            <w:r/>
-            <w:r>
-              <w:rPr>
-                <w:sz w:val="16"/>
-              </w:rPr>
-              <w:t>0.42</w:t>
+            <w:tcW w:type="dxa" w:w="1242"/>
+          </w:tcPr>
+          <w:p>
+            <w:r/>
+            <w:r>
+              <w:rPr>
+                <w:sz w:val="13"/>
+              </w:rPr>
+              <w:t>Single model, bigger: Qwen2.5-7B (4-bit) detects + responds</w:t>
+            </w:r>
+          </w:p>
+        </w:tc>
+        <w:tc>
+          <w:tcPr>
+            <w:tcW w:type="dxa" w:w="1242"/>
+          </w:tcPr>
+          <w:p>
+            <w:r/>
+            <w:r>
+              <w:rPr>
+                <w:sz w:val="13"/>
+              </w:rPr>
+              <w:t>64</w:t>
+            </w:r>
+          </w:p>
+        </w:tc>
+        <w:tc>
+          <w:tcPr>
+            <w:tcW w:type="dxa" w:w="1242"/>
+          </w:tcPr>
+          <w:p>
+            <w:r/>
+            <w:r>
+              <w:rPr>
+                <w:sz w:val="13"/>
+              </w:rPr>
+              <w:t>8.87</w:t>
+            </w:r>
+          </w:p>
+        </w:tc>
+        <w:tc>
+          <w:tcPr>
+            <w:tcW w:type="dxa" w:w="1242"/>
+          </w:tcPr>
+          <w:p>
+            <w:r/>
+            <w:r>
+              <w:rPr>
+                <w:sz w:val="13"/>
+              </w:rPr>
+              <w:t>8.92</w:t>
+            </w:r>
+          </w:p>
+        </w:tc>
+        <w:tc>
+          <w:tcPr>
+            <w:tcW w:type="dxa" w:w="1242"/>
+          </w:tcPr>
+          <w:p>
+            <w:r/>
+            <w:r>
+              <w:rPr>
+                <w:sz w:val="13"/>
+              </w:rPr>
+              <w:t>8.15</w:t>
+            </w:r>
+          </w:p>
+        </w:tc>
+        <w:tc>
+          <w:tcPr>
+            <w:tcW w:type="dxa" w:w="1242"/>
+          </w:tcPr>
+          <w:p>
+            <w:r/>
+            <w:r>
+              <w:rPr>
+                <w:sz w:val="13"/>
+              </w:rPr>
+              <w:t>8.68</w:t>
+            </w:r>
+          </w:p>
+        </w:tc>
+        <w:tc>
+          <w:tcPr>
+            <w:tcW w:type="dxa" w:w="1242"/>
+          </w:tcPr>
+          <w:p>
+            <w:r/>
+            <w:r>
+              <w:rPr>
+                <w:sz w:val="13"/>
+              </w:rPr>
+              <w:t>9.86</w:t>
+            </w:r>
+          </w:p>
+        </w:tc>
+        <w:tc>
+          <w:tcPr>
+            <w:tcW w:type="dxa" w:w="1242"/>
+          </w:tcPr>
+          <w:p>
+            <w:r/>
+            <w:r>
+              <w:rPr>
+                <w:sz w:val="13"/>
+              </w:rPr>
+              <w:t>8.9</w:t>
             </w:r>
           </w:p>
         </w:tc>
@@ -9601,85 +9684,113 @@
       <w:tr>
         <w:tc>
           <w:tcPr>
-            <w:tcW w:type="dxa" w:w="1656"/>
-          </w:tcPr>
-          <w:p>
-            <w:r/>
-            <w:r>
-              <w:rPr>
-                <w:sz w:val="16"/>
-              </w:rPr>
-              <w:t>Single model, same size: Qwen2.5-1.5B detects + responds</w:t>
-            </w:r>
-          </w:p>
-        </w:tc>
-        <w:tc>
-          <w:tcPr>
-            <w:tcW w:type="dxa" w:w="1656"/>
-          </w:tcPr>
-          <w:p>
-            <w:r/>
-            <w:r>
-              <w:rPr>
-                <w:sz w:val="16"/>
-              </w:rPr>
-              <w:t>8.02</w:t>
-            </w:r>
-          </w:p>
-        </w:tc>
-        <w:tc>
-          <w:tcPr>
-            <w:tcW w:type="dxa" w:w="1656"/>
-          </w:tcPr>
-          <w:p>
-            <w:r/>
-            <w:r>
-              <w:rPr>
-                <w:sz w:val="16"/>
-              </w:rPr>
-              <w:t>8.67</w:t>
-            </w:r>
-          </w:p>
-        </w:tc>
-        <w:tc>
-          <w:tcPr>
-            <w:tcW w:type="dxa" w:w="1656"/>
-          </w:tcPr>
-          <w:p>
-            <w:r/>
-            <w:r>
-              <w:rPr>
-                <w:sz w:val="16"/>
-              </w:rPr>
-              <w:t>8.46</w:t>
-            </w:r>
-          </w:p>
-        </w:tc>
-        <w:tc>
-          <w:tcPr>
-            <w:tcW w:type="dxa" w:w="1656"/>
-          </w:tcPr>
-          <w:p>
-            <w:r/>
-            <w:r>
-              <w:rPr>
-                <w:sz w:val="16"/>
-              </w:rPr>
-              <w:t>8.38</w:t>
-            </w:r>
-          </w:p>
-        </w:tc>
-        <w:tc>
-          <w:tcPr>
-            <w:tcW w:type="dxa" w:w="1656"/>
-          </w:tcPr>
-          <w:p>
-            <w:r/>
-            <w:r>
-              <w:rPr>
-                <w:sz w:val="16"/>
-              </w:rPr>
-              <w:t>0.33</w:t>
+            <w:tcW w:type="dxa" w:w="1242"/>
+          </w:tcPr>
+          <w:p>
+            <w:r/>
+            <w:r>
+              <w:rPr>
+                <w:sz w:val="13"/>
+              </w:rPr>
+              <w:t>FINAL SYSTEM - Two-stage: RoBERTa top-3 -&gt; Phi-4-mini picks + per-emotion prompt</w:t>
+            </w:r>
+          </w:p>
+        </w:tc>
+        <w:tc>
+          <w:tcPr>
+            <w:tcW w:type="dxa" w:w="1242"/>
+          </w:tcPr>
+          <w:p>
+            <w:r/>
+            <w:r>
+              <w:rPr>
+                <w:sz w:val="13"/>
+              </w:rPr>
+              <w:t>64</w:t>
+            </w:r>
+          </w:p>
+        </w:tc>
+        <w:tc>
+          <w:tcPr>
+            <w:tcW w:type="dxa" w:w="1242"/>
+          </w:tcPr>
+          <w:p>
+            <w:r/>
+            <w:r>
+              <w:rPr>
+                <w:sz w:val="13"/>
+              </w:rPr>
+              <w:t>8.58</w:t>
+            </w:r>
+          </w:p>
+        </w:tc>
+        <w:tc>
+          <w:tcPr>
+            <w:tcW w:type="dxa" w:w="1242"/>
+          </w:tcPr>
+          <w:p>
+            <w:r/>
+            <w:r>
+              <w:rPr>
+                <w:sz w:val="13"/>
+              </w:rPr>
+              <w:t>8.79</w:t>
+            </w:r>
+          </w:p>
+        </w:tc>
+        <w:tc>
+          <w:tcPr>
+            <w:tcW w:type="dxa" w:w="1242"/>
+          </w:tcPr>
+          <w:p>
+            <w:r/>
+            <w:r>
+              <w:rPr>
+                <w:sz w:val="13"/>
+              </w:rPr>
+              <w:t>7.84</w:t>
+            </w:r>
+          </w:p>
+        </w:tc>
+        <w:tc>
+          <w:tcPr>
+            <w:tcW w:type="dxa" w:w="1242"/>
+          </w:tcPr>
+          <w:p>
+            <w:r/>
+            <w:r>
+              <w:rPr>
+                <w:sz w:val="13"/>
+              </w:rPr>
+              <w:t>8.45</w:t>
+            </w:r>
+          </w:p>
+        </w:tc>
+        <w:tc>
+          <w:tcPr>
+            <w:tcW w:type="dxa" w:w="1242"/>
+          </w:tcPr>
+          <w:p>
+            <w:r/>
+            <w:r>
+              <w:rPr>
+                <w:sz w:val="13"/>
+              </w:rPr>
+              <w:t>9.76</w:t>
+            </w:r>
+          </w:p>
+        </w:tc>
+        <w:tc>
+          <w:tcPr>
+            <w:tcW w:type="dxa" w:w="1242"/>
+          </w:tcPr>
+          <w:p>
+            <w:r/>
+            <w:r>
+              <w:rPr>
+                <w:sz w:val="13"/>
+              </w:rPr>
+              <w:t>8.68</w:t>
             </w:r>
           </w:p>
         </w:tc>
@@ -9687,85 +9798,113 @@
       <w:tr>
         <w:tc>
           <w:tcPr>
-            <w:tcW w:type="dxa" w:w="1656"/>
-          </w:tcPr>
-          <w:p>
-            <w:r/>
-            <w:r>
-              <w:rPr>
-                <w:sz w:val="16"/>
-              </w:rPr>
-              <w:t>Single model, bigger: Qwen2.5-7B (4-bit) detects + responds</w:t>
-            </w:r>
-          </w:p>
-        </w:tc>
-        <w:tc>
-          <w:tcPr>
-            <w:tcW w:type="dxa" w:w="1656"/>
-          </w:tcPr>
-          <w:p>
-            <w:r/>
-            <w:r>
-              <w:rPr>
-                <w:sz w:val="16"/>
-              </w:rPr>
-              <w:t>8.87</w:t>
-            </w:r>
-          </w:p>
-        </w:tc>
-        <w:tc>
-          <w:tcPr>
-            <w:tcW w:type="dxa" w:w="1656"/>
-          </w:tcPr>
-          <w:p>
-            <w:r/>
-            <w:r>
-              <w:rPr>
-                <w:sz w:val="16"/>
-              </w:rPr>
-              <w:t>9.28</w:t>
-            </w:r>
-          </w:p>
-        </w:tc>
-        <w:tc>
-          <w:tcPr>
-            <w:tcW w:type="dxa" w:w="1656"/>
-          </w:tcPr>
-          <w:p>
-            <w:r/>
-            <w:r>
-              <w:rPr>
-                <w:sz w:val="16"/>
-              </w:rPr>
-              <w:t>8.92</w:t>
-            </w:r>
-          </w:p>
-        </w:tc>
-        <w:tc>
-          <w:tcPr>
-            <w:tcW w:type="dxa" w:w="1656"/>
-          </w:tcPr>
-          <w:p>
-            <w:r/>
-            <w:r>
-              <w:rPr>
-                <w:sz w:val="16"/>
-              </w:rPr>
-              <w:t>9.02</w:t>
-            </w:r>
-          </w:p>
-        </w:tc>
-        <w:tc>
-          <w:tcPr>
-            <w:tcW w:type="dxa" w:w="1656"/>
-          </w:tcPr>
-          <w:p>
-            <w:r/>
-            <w:r>
-              <w:rPr>
-                <w:sz w:val="16"/>
-              </w:rPr>
-              <w:t>0.22</w:t>
+            <w:tcW w:type="dxa" w:w="1242"/>
+          </w:tcPr>
+          <w:p>
+            <w:r/>
+            <w:r>
+              <w:rPr>
+                <w:sz w:val="13"/>
+              </w:rPr>
+              <w:t>RoBERTa d1 + Phi-4-mini d2 (top-1 emotion)</w:t>
+            </w:r>
+          </w:p>
+        </w:tc>
+        <w:tc>
+          <w:tcPr>
+            <w:tcW w:type="dxa" w:w="1242"/>
+          </w:tcPr>
+          <w:p>
+            <w:r/>
+            <w:r>
+              <w:rPr>
+                <w:sz w:val="13"/>
+              </w:rPr>
+              <w:t>64</w:t>
+            </w:r>
+          </w:p>
+        </w:tc>
+        <w:tc>
+          <w:tcPr>
+            <w:tcW w:type="dxa" w:w="1242"/>
+          </w:tcPr>
+          <w:p>
+            <w:r/>
+            <w:r>
+              <w:rPr>
+                <w:sz w:val="13"/>
+              </w:rPr>
+              <w:t>8.42</w:t>
+            </w:r>
+          </w:p>
+        </w:tc>
+        <w:tc>
+          <w:tcPr>
+            <w:tcW w:type="dxa" w:w="1242"/>
+          </w:tcPr>
+          <w:p>
+            <w:r/>
+            <w:r>
+              <w:rPr>
+                <w:sz w:val="13"/>
+              </w:rPr>
+              <w:t>8.88</w:t>
+            </w:r>
+          </w:p>
+        </w:tc>
+        <w:tc>
+          <w:tcPr>
+            <w:tcW w:type="dxa" w:w="1242"/>
+          </w:tcPr>
+          <w:p>
+            <w:r/>
+            <w:r>
+              <w:rPr>
+                <w:sz w:val="13"/>
+              </w:rPr>
+              <w:t>7.84</w:t>
+            </w:r>
+          </w:p>
+        </w:tc>
+        <w:tc>
+          <w:tcPr>
+            <w:tcW w:type="dxa" w:w="1242"/>
+          </w:tcPr>
+          <w:p>
+            <w:r/>
+            <w:r>
+              <w:rPr>
+                <w:sz w:val="13"/>
+              </w:rPr>
+              <w:t>8.29</w:t>
+            </w:r>
+          </w:p>
+        </w:tc>
+        <w:tc>
+          <w:tcPr>
+            <w:tcW w:type="dxa" w:w="1242"/>
+          </w:tcPr>
+          <w:p>
+            <w:r/>
+            <w:r>
+              <w:rPr>
+                <w:sz w:val="13"/>
+              </w:rPr>
+              <w:t>9.81</w:t>
+            </w:r>
+          </w:p>
+        </w:tc>
+        <w:tc>
+          <w:tcPr>
+            <w:tcW w:type="dxa" w:w="1242"/>
+          </w:tcPr>
+          <w:p>
+            <w:r/>
+            <w:r>
+              <w:rPr>
+                <w:sz w:val="13"/>
+              </w:rPr>
+              <w:t>8.65</w:t>
             </w:r>
           </w:p>
         </w:tc>
@@ -9773,85 +9912,113 @@
       <w:tr>
         <w:tc>
           <w:tcPr>
-            <w:tcW w:type="dxa" w:w="1656"/>
-          </w:tcPr>
-          <w:p>
-            <w:r/>
-            <w:r>
-              <w:rPr>
-                <w:sz w:val="16"/>
-              </w:rPr>
-              <w:t>Zero-shot Qwen2.5-1.5B (no detector, generic prompt)</w:t>
-            </w:r>
-          </w:p>
-        </w:tc>
-        <w:tc>
-          <w:tcPr>
-            <w:tcW w:type="dxa" w:w="1656"/>
-          </w:tcPr>
-          <w:p>
-            <w:r/>
-            <w:r>
-              <w:rPr>
-                <w:sz w:val="16"/>
-              </w:rPr>
-              <w:t>6.79</w:t>
-            </w:r>
-          </w:p>
-        </w:tc>
-        <w:tc>
-          <w:tcPr>
-            <w:tcW w:type="dxa" w:w="1656"/>
-          </w:tcPr>
-          <w:p>
-            <w:r/>
-            <w:r>
-              <w:rPr>
-                <w:sz w:val="16"/>
-              </w:rPr>
-              <w:t>8.18</w:t>
-            </w:r>
-          </w:p>
-        </w:tc>
-        <w:tc>
-          <w:tcPr>
-            <w:tcW w:type="dxa" w:w="1656"/>
-          </w:tcPr>
-          <w:p>
-            <w:r/>
-            <w:r>
-              <w:rPr>
-                <w:sz w:val="16"/>
-              </w:rPr>
-              <w:t>8.23</w:t>
-            </w:r>
-          </w:p>
-        </w:tc>
-        <w:tc>
-          <w:tcPr>
-            <w:tcW w:type="dxa" w:w="1656"/>
-          </w:tcPr>
-          <w:p>
-            <w:r/>
-            <w:r>
-              <w:rPr>
-                <w:sz w:val="16"/>
-              </w:rPr>
-              <w:t>7.73</w:t>
-            </w:r>
-          </w:p>
-        </w:tc>
-        <w:tc>
-          <w:tcPr>
-            <w:tcW w:type="dxa" w:w="1656"/>
-          </w:tcPr>
-          <w:p>
-            <w:r/>
-            <w:r>
-              <w:rPr>
-                <w:sz w:val="16"/>
-              </w:rPr>
-              <w:t>0.82</w:t>
+            <w:tcW w:type="dxa" w:w="1242"/>
+          </w:tcPr>
+          <w:p>
+            <w:r/>
+            <w:r>
+              <w:rPr>
+                <w:sz w:val="13"/>
+              </w:rPr>
+              <w:t>Single model, same size: Qwen2.5-1.5B detects + responds</w:t>
+            </w:r>
+          </w:p>
+        </w:tc>
+        <w:tc>
+          <w:tcPr>
+            <w:tcW w:type="dxa" w:w="1242"/>
+          </w:tcPr>
+          <w:p>
+            <w:r/>
+            <w:r>
+              <w:rPr>
+                <w:sz w:val="13"/>
+              </w:rPr>
+              <w:t>64</w:t>
+            </w:r>
+          </w:p>
+        </w:tc>
+        <w:tc>
+          <w:tcPr>
+            <w:tcW w:type="dxa" w:w="1242"/>
+          </w:tcPr>
+          <w:p>
+            <w:r/>
+            <w:r>
+              <w:rPr>
+                <w:sz w:val="13"/>
+              </w:rPr>
+              <w:t>8.02</w:t>
+            </w:r>
+          </w:p>
+        </w:tc>
+        <w:tc>
+          <w:tcPr>
+            <w:tcW w:type="dxa" w:w="1242"/>
+          </w:tcPr>
+          <w:p>
+            <w:r/>
+            <w:r>
+              <w:rPr>
+                <w:sz w:val="13"/>
+              </w:rPr>
+              <w:t>8.46</w:t>
+            </w:r>
+          </w:p>
+        </w:tc>
+        <w:tc>
+          <w:tcPr>
+            <w:tcW w:type="dxa" w:w="1242"/>
+          </w:tcPr>
+          <w:p>
+            <w:r/>
+            <w:r>
+              <w:rPr>
+                <w:sz w:val="13"/>
+              </w:rPr>
+              <w:t>7.15</w:t>
+            </w:r>
+          </w:p>
+        </w:tc>
+        <w:tc>
+          <w:tcPr>
+            <w:tcW w:type="dxa" w:w="1242"/>
+          </w:tcPr>
+          <w:p>
+            <w:r/>
+            <w:r>
+              <w:rPr>
+                <w:sz w:val="13"/>
+              </w:rPr>
+              <w:t>8.02</w:t>
+            </w:r>
+          </w:p>
+        </w:tc>
+        <w:tc>
+          <w:tcPr>
+            <w:tcW w:type="dxa" w:w="1242"/>
+          </w:tcPr>
+          <w:p>
+            <w:r/>
+            <w:r>
+              <w:rPr>
+                <w:sz w:val="13"/>
+              </w:rPr>
+              <w:t>9.56</w:t>
+            </w:r>
+          </w:p>
+        </w:tc>
+        <w:tc>
+          <w:tcPr>
+            <w:tcW w:type="dxa" w:w="1242"/>
+          </w:tcPr>
+          <w:p>
+            <w:r/>
+            <w:r>
+              <w:rPr>
+                <w:sz w:val="13"/>
+              </w:rPr>
+              <w:t>8.24</w:t>
             </w:r>
           </w:p>
         </w:tc>
@@ -9859,85 +10026,113 @@
       <w:tr>
         <w:tc>
           <w:tcPr>
-            <w:tcW w:type="dxa" w:w="1656"/>
-          </w:tcPr>
-          <w:p>
-            <w:r/>
-            <w:r>
-              <w:rPr>
-                <w:sz w:val="16"/>
-              </w:rPr>
-              <w:t>Monolithic LoRA fine-tuned Qwen2.5-1.5B (no detector)</w:t>
-            </w:r>
-          </w:p>
-        </w:tc>
-        <w:tc>
-          <w:tcPr>
-            <w:tcW w:type="dxa" w:w="1656"/>
-          </w:tcPr>
-          <w:p>
-            <w:r/>
-            <w:r>
-              <w:rPr>
-                <w:sz w:val="16"/>
-              </w:rPr>
-              <w:t>3.21</w:t>
-            </w:r>
-          </w:p>
-        </w:tc>
-        <w:tc>
-          <w:tcPr>
-            <w:tcW w:type="dxa" w:w="1656"/>
-          </w:tcPr>
-          <w:p>
-            <w:r/>
-            <w:r>
-              <w:rPr>
-                <w:sz w:val="16"/>
-              </w:rPr>
-              <w:t>4.42</w:t>
-            </w:r>
-          </w:p>
-        </w:tc>
-        <w:tc>
-          <w:tcPr>
-            <w:tcW w:type="dxa" w:w="1656"/>
-          </w:tcPr>
-          <w:p>
-            <w:r/>
-            <w:r>
-              <w:rPr>
-                <w:sz w:val="16"/>
-              </w:rPr>
-              <w:t>5.68</w:t>
-            </w:r>
-          </w:p>
-        </w:tc>
-        <w:tc>
-          <w:tcPr>
-            <w:tcW w:type="dxa" w:w="1656"/>
-          </w:tcPr>
-          <w:p>
-            <w:r/>
-            <w:r>
-              <w:rPr>
-                <w:sz w:val="16"/>
-              </w:rPr>
-              <w:t>4.44</w:t>
-            </w:r>
-          </w:p>
-        </w:tc>
-        <w:tc>
-          <w:tcPr>
-            <w:tcW w:type="dxa" w:w="1656"/>
-          </w:tcPr>
-          <w:p>
-            <w:r/>
-            <w:r>
-              <w:rPr>
-                <w:sz w:val="16"/>
-              </w:rPr>
-              <w:t>1.23</w:t>
+            <w:tcW w:type="dxa" w:w="1242"/>
+          </w:tcPr>
+          <w:p>
+            <w:r/>
+            <w:r>
+              <w:rPr>
+                <w:sz w:val="13"/>
+              </w:rPr>
+              <w:t>Initial pipeline: GPT-2 Medium d1 + Qwen2.5-1.5B d2</w:t>
+            </w:r>
+          </w:p>
+        </w:tc>
+        <w:tc>
+          <w:tcPr>
+            <w:tcW w:type="dxa" w:w="1242"/>
+          </w:tcPr>
+          <w:p>
+            <w:r/>
+            <w:r>
+              <w:rPr>
+                <w:sz w:val="13"/>
+              </w:rPr>
+              <w:t>64</w:t>
+            </w:r>
+          </w:p>
+        </w:tc>
+        <w:tc>
+          <w:tcPr>
+            <w:tcW w:type="dxa" w:w="1242"/>
+          </w:tcPr>
+          <w:p>
+            <w:r/>
+            <w:r>
+              <w:rPr>
+                <w:sz w:val="13"/>
+              </w:rPr>
+              <w:t>7.78</w:t>
+            </w:r>
+          </w:p>
+        </w:tc>
+        <w:tc>
+          <w:tcPr>
+            <w:tcW w:type="dxa" w:w="1242"/>
+          </w:tcPr>
+          <w:p>
+            <w:r/>
+            <w:r>
+              <w:rPr>
+                <w:sz w:val="13"/>
+              </w:rPr>
+              <w:t>8.29</w:t>
+            </w:r>
+          </w:p>
+        </w:tc>
+        <w:tc>
+          <w:tcPr>
+            <w:tcW w:type="dxa" w:w="1242"/>
+          </w:tcPr>
+          <w:p>
+            <w:r/>
+            <w:r>
+              <w:rPr>
+                <w:sz w:val="13"/>
+              </w:rPr>
+              <w:t>6.98</w:t>
+            </w:r>
+          </w:p>
+        </w:tc>
+        <w:tc>
+          <w:tcPr>
+            <w:tcW w:type="dxa" w:w="1242"/>
+          </w:tcPr>
+          <w:p>
+            <w:r/>
+            <w:r>
+              <w:rPr>
+                <w:sz w:val="13"/>
+              </w:rPr>
+              <w:t>7.63</w:t>
+            </w:r>
+          </w:p>
+        </w:tc>
+        <w:tc>
+          <w:tcPr>
+            <w:tcW w:type="dxa" w:w="1242"/>
+          </w:tcPr>
+          <w:p>
+            <w:r/>
+            <w:r>
+              <w:rPr>
+                <w:sz w:val="13"/>
+              </w:rPr>
+              <w:t>9.5</w:t>
+            </w:r>
+          </w:p>
+        </w:tc>
+        <w:tc>
+          <w:tcPr>
+            <w:tcW w:type="dxa" w:w="1242"/>
+          </w:tcPr>
+          <w:p>
+            <w:r/>
+            <w:r>
+              <w:rPr>
+                <w:sz w:val="13"/>
+              </w:rPr>
+              <w:t>8.04</w:t>
             </w:r>
           </w:p>
         </w:tc>
@@ -9945,95 +10140,113 @@
       <w:tr>
         <w:tc>
           <w:tcPr>
-            <w:tcW w:type="dxa" w:w="1656"/>
-          </w:tcPr>
-          <w:p>
-            <w:r/>
-            <w:r>
-              <w:rPr>
-                <w:sz w:val="16"/>
-              </w:rPr>
-              <w:t>FINAL SYSTEM - Two-stage: RoBERTa top-3 -&gt; Phi-4-mini picks + per-emotion prompt</w:t>
-            </w:r>
-          </w:p>
-        </w:tc>
-        <w:tc>
-          <w:tcPr>
-            <w:tcW w:type="dxa" w:w="1656"/>
-          </w:tcPr>
-          <w:p>
-            <w:r/>
-            <w:r>
-              <w:rPr>
-                <w:b/>
-                <w:color w:val="B03A00"/>
-                <w:sz w:val="16"/>
-              </w:rPr>
-              <w:t>[[PENDING - AI-judge scores not yet returned]]</w:t>
-            </w:r>
-          </w:p>
-        </w:tc>
-        <w:tc>
-          <w:tcPr>
-            <w:tcW w:type="dxa" w:w="1656"/>
-          </w:tcPr>
-          <w:p>
-            <w:r/>
-            <w:r>
-              <w:rPr>
-                <w:b/>
-                <w:color w:val="B03A00"/>
-                <w:sz w:val="16"/>
-              </w:rPr>
-              <w:t>[[PENDING - AI-judge scores not yet returned]]</w:t>
-            </w:r>
-          </w:p>
-        </w:tc>
-        <w:tc>
-          <w:tcPr>
-            <w:tcW w:type="dxa" w:w="1656"/>
-          </w:tcPr>
-          <w:p>
-            <w:r/>
-            <w:r>
-              <w:rPr>
-                <w:b/>
-                <w:color w:val="B03A00"/>
-                <w:sz w:val="16"/>
-              </w:rPr>
-              <w:t>[[PENDING - AI-judge scores not yet returned]]</w:t>
-            </w:r>
-          </w:p>
-        </w:tc>
-        <w:tc>
-          <w:tcPr>
-            <w:tcW w:type="dxa" w:w="1656"/>
-          </w:tcPr>
-          <w:p>
-            <w:r/>
-            <w:r>
-              <w:rPr>
-                <w:b/>
-                <w:color w:val="B03A00"/>
-                <w:sz w:val="16"/>
-              </w:rPr>
-              <w:t>[[PENDING - AI-judge scores not yet returned]]</w:t>
-            </w:r>
-          </w:p>
-        </w:tc>
-        <w:tc>
-          <w:tcPr>
-            <w:tcW w:type="dxa" w:w="1656"/>
-          </w:tcPr>
-          <w:p>
-            <w:r/>
-            <w:r>
-              <w:rPr>
-                <w:b/>
-                <w:color w:val="B03A00"/>
-                <w:sz w:val="16"/>
-              </w:rPr>
-              <w:t>[[PENDING - AI-judge scores not yet returned]]</w:t>
+            <w:tcW w:type="dxa" w:w="1242"/>
+          </w:tcPr>
+          <w:p>
+            <w:r/>
+            <w:r>
+              <w:rPr>
+                <w:sz w:val="13"/>
+              </w:rPr>
+              <w:t>Zero-shot Qwen2.5-1.5B (no detector, generic prompt)</w:t>
+            </w:r>
+          </w:p>
+        </w:tc>
+        <w:tc>
+          <w:tcPr>
+            <w:tcW w:type="dxa" w:w="1242"/>
+          </w:tcPr>
+          <w:p>
+            <w:r/>
+            <w:r>
+              <w:rPr>
+                <w:sz w:val="13"/>
+              </w:rPr>
+              <w:t>64</w:t>
+            </w:r>
+          </w:p>
+        </w:tc>
+        <w:tc>
+          <w:tcPr>
+            <w:tcW w:type="dxa" w:w="1242"/>
+          </w:tcPr>
+          <w:p>
+            <w:r/>
+            <w:r>
+              <w:rPr>
+                <w:sz w:val="13"/>
+              </w:rPr>
+              <w:t>6.79</w:t>
+            </w:r>
+          </w:p>
+        </w:tc>
+        <w:tc>
+          <w:tcPr>
+            <w:tcW w:type="dxa" w:w="1242"/>
+          </w:tcPr>
+          <w:p>
+            <w:r/>
+            <w:r>
+              <w:rPr>
+                <w:sz w:val="13"/>
+              </w:rPr>
+              <w:t>8.23</w:t>
+            </w:r>
+          </w:p>
+        </w:tc>
+        <w:tc>
+          <w:tcPr>
+            <w:tcW w:type="dxa" w:w="1242"/>
+          </w:tcPr>
+          <w:p>
+            <w:r/>
+            <w:r>
+              <w:rPr>
+                <w:sz w:val="13"/>
+              </w:rPr>
+              <w:t>5.98</w:t>
+            </w:r>
+          </w:p>
+        </w:tc>
+        <w:tc>
+          <w:tcPr>
+            <w:tcW w:type="dxa" w:w="1242"/>
+          </w:tcPr>
+          <w:p>
+            <w:r/>
+            <w:r>
+              <w:rPr>
+                <w:sz w:val="13"/>
+              </w:rPr>
+              <w:t>7.23</w:t>
+            </w:r>
+          </w:p>
+        </w:tc>
+        <w:tc>
+          <w:tcPr>
+            <w:tcW w:type="dxa" w:w="1242"/>
+          </w:tcPr>
+          <w:p>
+            <w:r/>
+            <w:r>
+              <w:rPr>
+                <w:sz w:val="13"/>
+              </w:rPr>
+              <w:t>9.31</w:t>
+            </w:r>
+          </w:p>
+        </w:tc>
+        <w:tc>
+          <w:tcPr>
+            <w:tcW w:type="dxa" w:w="1242"/>
+          </w:tcPr>
+          <w:p>
+            <w:r/>
+            <w:r>
+              <w:rPr>
+                <w:sz w:val="13"/>
+              </w:rPr>
+              <w:t>7.51</w:t>
             </w:r>
           </w:p>
         </w:tc>
@@ -10041,95 +10254,113 @@
       <w:tr>
         <w:tc>
           <w:tcPr>
-            <w:tcW w:type="dxa" w:w="1656"/>
-          </w:tcPr>
-          <w:p>
-            <w:r/>
-            <w:r>
-              <w:rPr>
-                <w:sz w:val="16"/>
-              </w:rPr>
-              <w:t>RoBERTa d1 + Phi-4-mini d2 (top-1 emotion)</w:t>
-            </w:r>
-          </w:p>
-        </w:tc>
-        <w:tc>
-          <w:tcPr>
-            <w:tcW w:type="dxa" w:w="1656"/>
-          </w:tcPr>
-          <w:p>
-            <w:r/>
-            <w:r>
-              <w:rPr>
-                <w:b/>
-                <w:color w:val="B03A00"/>
-                <w:sz w:val="16"/>
-              </w:rPr>
-              <w:t>[[PENDING - AI-judge scores not yet returned]]</w:t>
-            </w:r>
-          </w:p>
-        </w:tc>
-        <w:tc>
-          <w:tcPr>
-            <w:tcW w:type="dxa" w:w="1656"/>
-          </w:tcPr>
-          <w:p>
-            <w:r/>
-            <w:r>
-              <w:rPr>
-                <w:b/>
-                <w:color w:val="B03A00"/>
-                <w:sz w:val="16"/>
-              </w:rPr>
-              <w:t>[[PENDING - AI-judge scores not yet returned]]</w:t>
-            </w:r>
-          </w:p>
-        </w:tc>
-        <w:tc>
-          <w:tcPr>
-            <w:tcW w:type="dxa" w:w="1656"/>
-          </w:tcPr>
-          <w:p>
-            <w:r/>
-            <w:r>
-              <w:rPr>
-                <w:b/>
-                <w:color w:val="B03A00"/>
-                <w:sz w:val="16"/>
-              </w:rPr>
-              <w:t>[[PENDING - AI-judge scores not yet returned]]</w:t>
-            </w:r>
-          </w:p>
-        </w:tc>
-        <w:tc>
-          <w:tcPr>
-            <w:tcW w:type="dxa" w:w="1656"/>
-          </w:tcPr>
-          <w:p>
-            <w:r/>
-            <w:r>
-              <w:rPr>
-                <w:b/>
-                <w:color w:val="B03A00"/>
-                <w:sz w:val="16"/>
-              </w:rPr>
-              <w:t>[[PENDING - AI-judge scores not yet returned]]</w:t>
-            </w:r>
-          </w:p>
-        </w:tc>
-        <w:tc>
-          <w:tcPr>
-            <w:tcW w:type="dxa" w:w="1656"/>
-          </w:tcPr>
-          <w:p>
-            <w:r/>
-            <w:r>
-              <w:rPr>
-                <w:b/>
-                <w:color w:val="B03A00"/>
-                <w:sz w:val="16"/>
-              </w:rPr>
-              <w:t>[[PENDING - AI-judge scores not yet returned]]</w:t>
+            <w:tcW w:type="dxa" w:w="1242"/>
+          </w:tcPr>
+          <w:p>
+            <w:r/>
+            <w:r>
+              <w:rPr>
+                <w:sz w:val="13"/>
+              </w:rPr>
+              <w:t>Monolithic LoRA fine-tuned Qwen2.5-1.5B (no detector)</w:t>
+            </w:r>
+          </w:p>
+        </w:tc>
+        <w:tc>
+          <w:tcPr>
+            <w:tcW w:type="dxa" w:w="1242"/>
+          </w:tcPr>
+          <w:p>
+            <w:r/>
+            <w:r>
+              <w:rPr>
+                <w:sz w:val="13"/>
+              </w:rPr>
+              <w:t>64</w:t>
+            </w:r>
+          </w:p>
+        </w:tc>
+        <w:tc>
+          <w:tcPr>
+            <w:tcW w:type="dxa" w:w="1242"/>
+          </w:tcPr>
+          <w:p>
+            <w:r/>
+            <w:r>
+              <w:rPr>
+                <w:sz w:val="13"/>
+              </w:rPr>
+              <w:t>3.21</w:t>
+            </w:r>
+          </w:p>
+        </w:tc>
+        <w:tc>
+          <w:tcPr>
+            <w:tcW w:type="dxa" w:w="1242"/>
+          </w:tcPr>
+          <w:p>
+            <w:r/>
+            <w:r>
+              <w:rPr>
+                <w:sz w:val="13"/>
+              </w:rPr>
+              <w:t>5.68</w:t>
+            </w:r>
+          </w:p>
+        </w:tc>
+        <w:tc>
+          <w:tcPr>
+            <w:tcW w:type="dxa" w:w="1242"/>
+          </w:tcPr>
+          <w:p>
+            <w:r/>
+            <w:r>
+              <w:rPr>
+                <w:sz w:val="13"/>
+              </w:rPr>
+              <w:t>3.44</w:t>
+            </w:r>
+          </w:p>
+        </w:tc>
+        <w:tc>
+          <w:tcPr>
+            <w:tcW w:type="dxa" w:w="1242"/>
+          </w:tcPr>
+          <w:p>
+            <w:r/>
+            <w:r>
+              <w:rPr>
+                <w:sz w:val="13"/>
+              </w:rPr>
+              <w:t>3.92</w:t>
+            </w:r>
+          </w:p>
+        </w:tc>
+        <w:tc>
+          <w:tcPr>
+            <w:tcW w:type="dxa" w:w="1242"/>
+          </w:tcPr>
+          <w:p>
+            <w:r/>
+            <w:r>
+              <w:rPr>
+                <w:sz w:val="13"/>
+              </w:rPr>
+              <w:t>5.97</w:t>
+            </w:r>
+          </w:p>
+        </w:tc>
+        <w:tc>
+          <w:tcPr>
+            <w:tcW w:type="dxa" w:w="1242"/>
+          </w:tcPr>
+          <w:p>
+            <w:r/>
+            <w:r>
+              <w:rPr>
+                <w:sz w:val="13"/>
+              </w:rPr>
+              <w:t>4.44</w:t>
             </w:r>
           </w:p>
         </w:tc>
@@ -10152,21 +10383,18 @@
         <w:tblLook w:firstColumn="1" w:firstRow="1" w:lastColumn="0" w:lastRow="0" w:noHBand="0" w:noVBand="1" w:val="04A0"/>
       </w:tblPr>
       <w:tblGrid>
-        <w:gridCol w:w="994"/>
-        <w:gridCol w:w="994"/>
-        <w:gridCol w:w="994"/>
-        <w:gridCol w:w="994"/>
-        <w:gridCol w:w="994"/>
-        <w:gridCol w:w="994"/>
-        <w:gridCol w:w="994"/>
-        <w:gridCol w:w="994"/>
-        <w:gridCol w:w="994"/>
-        <w:gridCol w:w="994"/>
+        <w:gridCol w:w="1419"/>
+        <w:gridCol w:w="1419"/>
+        <w:gridCol w:w="1419"/>
+        <w:gridCol w:w="1419"/>
+        <w:gridCol w:w="1419"/>
+        <w:gridCol w:w="1419"/>
+        <w:gridCol w:w="1419"/>
       </w:tblGrid>
       <w:tr>
         <w:tc>
           <w:tcPr>
-            <w:tcW w:type="dxa" w:w="994"/>
+            <w:tcW w:type="dxa" w:w="1419"/>
             <w:shd w:val="clear" w:color="auto" w:fill="E3EEFB"/>
           </w:tcPr>
           <w:p>
@@ -10180,13 +10408,13 @@
                 <w:b/>
                 <w:sz w:val="13"/>
               </w:rPr>
-              <w:t>Setting</w:t>
-            </w:r>
-          </w:p>
-        </w:tc>
-        <w:tc>
-          <w:tcPr>
-            <w:tcW w:type="dxa" w:w="994"/>
+              <w:t>System</w:t>
+            </w:r>
+          </w:p>
+        </w:tc>
+        <w:tc>
+          <w:tcPr>
+            <w:tcW w:type="dxa" w:w="1419"/>
             <w:shd w:val="clear" w:color="auto" w:fill="E3EEFB"/>
           </w:tcPr>
           <w:p>
@@ -10200,13 +10428,13 @@
                 <w:b/>
                 <w:sz w:val="13"/>
               </w:rPr>
-              <w:t>Nemotron 3 Ultra Empathy</w:t>
-            </w:r>
-          </w:p>
-        </w:tc>
-        <w:tc>
-          <w:tcPr>
-            <w:tcW w:type="dxa" w:w="994"/>
+              <w:t>Nemotron 3 Ultra empathy</w:t>
+            </w:r>
+          </w:p>
+        </w:tc>
+        <w:tc>
+          <w:tcPr>
+            <w:tcW w:type="dxa" w:w="1419"/>
             <w:shd w:val="clear" w:color="auto" w:fill="E3EEFB"/>
           </w:tcPr>
           <w:p>
@@ -10220,13 +10448,13 @@
                 <w:b/>
                 <w:sz w:val="13"/>
               </w:rPr>
-              <w:t>Nemotron 3 Ultra Relevance</w:t>
-            </w:r>
-          </w:p>
-        </w:tc>
-        <w:tc>
-          <w:tcPr>
-            <w:tcW w:type="dxa" w:w="994"/>
+              <w:t>Nemotron 3 Ultra relevance</w:t>
+            </w:r>
+          </w:p>
+        </w:tc>
+        <w:tc>
+          <w:tcPr>
+            <w:tcW w:type="dxa" w:w="1419"/>
             <w:shd w:val="clear" w:color="auto" w:fill="E3EEFB"/>
           </w:tcPr>
           <w:p>
@@ -10240,13 +10468,13 @@
                 <w:b/>
                 <w:sz w:val="13"/>
               </w:rPr>
-              <w:t>Nemotron 3 Ultra Safety</w:t>
-            </w:r>
-          </w:p>
-        </w:tc>
-        <w:tc>
-          <w:tcPr>
-            <w:tcW w:type="dxa" w:w="994"/>
+              <w:t>Nemotron 3 Ultra safety</w:t>
+            </w:r>
+          </w:p>
+        </w:tc>
+        <w:tc>
+          <w:tcPr>
+            <w:tcW w:type="dxa" w:w="1419"/>
             <w:shd w:val="clear" w:color="auto" w:fill="E3EEFB"/>
           </w:tcPr>
           <w:p>
@@ -10260,13 +10488,13 @@
                 <w:b/>
                 <w:sz w:val="13"/>
               </w:rPr>
-              <w:t>Mistral Large Empathy</w:t>
-            </w:r>
-          </w:p>
-        </w:tc>
-        <w:tc>
-          <w:tcPr>
-            <w:tcW w:type="dxa" w:w="994"/>
+              <w:t>gpt-oss-120b empathy</w:t>
+            </w:r>
+          </w:p>
+        </w:tc>
+        <w:tc>
+          <w:tcPr>
+            <w:tcW w:type="dxa" w:w="1419"/>
             <w:shd w:val="clear" w:color="auto" w:fill="E3EEFB"/>
           </w:tcPr>
           <w:p>
@@ -10280,13 +10508,13 @@
                 <w:b/>
                 <w:sz w:val="13"/>
               </w:rPr>
-              <w:t>Mistral Large Relevance</w:t>
-            </w:r>
-          </w:p>
-        </w:tc>
-        <w:tc>
-          <w:tcPr>
-            <w:tcW w:type="dxa" w:w="994"/>
+              <w:t>gpt-oss-120b relevance</w:t>
+            </w:r>
+          </w:p>
+        </w:tc>
+        <w:tc>
+          <w:tcPr>
+            <w:tcW w:type="dxa" w:w="1419"/>
             <w:shd w:val="clear" w:color="auto" w:fill="E3EEFB"/>
           </w:tcPr>
           <w:p>
@@ -10300,67 +10528,7 @@
                 <w:b/>
                 <w:sz w:val="13"/>
               </w:rPr>
-              <w:t>Mistral Large Safety</w:t>
-            </w:r>
-          </w:p>
-        </w:tc>
-        <w:tc>
-          <w:tcPr>
-            <w:tcW w:type="dxa" w:w="994"/>
-            <w:shd w:val="clear" w:color="auto" w:fill="E3EEFB"/>
-          </w:tcPr>
-          <w:p>
-            <w:r>
-              <w:rPr>
-                <w:b/>
-              </w:rPr>
-            </w:r>
-            <w:r>
-              <w:rPr>
-                <w:b/>
-                <w:sz w:val="13"/>
-              </w:rPr>
-              <w:t>gpt-oss-120b Empathy</w:t>
-            </w:r>
-          </w:p>
-        </w:tc>
-        <w:tc>
-          <w:tcPr>
-            <w:tcW w:type="dxa" w:w="994"/>
-            <w:shd w:val="clear" w:color="auto" w:fill="E3EEFB"/>
-          </w:tcPr>
-          <w:p>
-            <w:r>
-              <w:rPr>
-                <w:b/>
-              </w:rPr>
-            </w:r>
-            <w:r>
-              <w:rPr>
-                <w:b/>
-                <w:sz w:val="13"/>
-              </w:rPr>
-              <w:t>gpt-oss-120b Relevance</w:t>
-            </w:r>
-          </w:p>
-        </w:tc>
-        <w:tc>
-          <w:tcPr>
-            <w:tcW w:type="dxa" w:w="994"/>
-            <w:shd w:val="clear" w:color="auto" w:fill="E3EEFB"/>
-          </w:tcPr>
-          <w:p>
-            <w:r>
-              <w:rPr>
-                <w:b/>
-              </w:rPr>
-            </w:r>
-            <w:r>
-              <w:rPr>
-                <w:b/>
-                <w:sz w:val="13"/>
-              </w:rPr>
-              <w:t>gpt-oss-120b Safety</w:t>
+              <w:t>gpt-oss-120b safety</w:t>
             </w:r>
           </w:p>
         </w:tc>
@@ -10368,7 +10536,7 @@
       <w:tr>
         <w:tc>
           <w:tcPr>
-            <w:tcW w:type="dxa" w:w="994"/>
+            <w:tcW w:type="dxa" w:w="1419"/>
           </w:tcPr>
           <w:p>
             <w:r/>
@@ -10376,13 +10544,13 @@
               <w:rPr>
                 <w:sz w:val="13"/>
               </w:rPr>
-              <w:t>Your prompt-engineered pipeline</w:t>
-            </w:r>
-          </w:p>
-        </w:tc>
-        <w:tc>
-          <w:tcPr>
-            <w:tcW w:type="dxa" w:w="994"/>
+              <w:t>Single model, bigger: Qwen2.5-7B (4-bit) detects + responds</w:t>
+            </w:r>
+          </w:p>
+        </w:tc>
+        <w:tc>
+          <w:tcPr>
+            <w:tcW w:type="dxa" w:w="1419"/>
           </w:tcPr>
           <w:p>
             <w:r/>
@@ -10390,13 +10558,13 @@
               <w:rPr>
                 <w:sz w:val="13"/>
               </w:rPr>
-              <w:t>6.78</w:t>
-            </w:r>
-          </w:p>
-        </w:tc>
-        <w:tc>
-          <w:tcPr>
-            <w:tcW w:type="dxa" w:w="994"/>
+              <w:t>8.12</w:t>
+            </w:r>
+          </w:p>
+        </w:tc>
+        <w:tc>
+          <w:tcPr>
+            <w:tcW w:type="dxa" w:w="1419"/>
           </w:tcPr>
           <w:p>
             <w:r/>
@@ -10404,13 +10572,13 @@
               <w:rPr>
                 <w:sz w:val="13"/>
               </w:rPr>
-              <w:t>7.36</w:t>
-            </w:r>
-          </w:p>
-        </w:tc>
-        <w:tc>
-          <w:tcPr>
-            <w:tcW w:type="dxa" w:w="994"/>
+              <w:t>8.7</w:t>
+            </w:r>
+          </w:p>
+        </w:tc>
+        <w:tc>
+          <w:tcPr>
+            <w:tcW w:type="dxa" w:w="1419"/>
           </w:tcPr>
           <w:p>
             <w:r/>
@@ -10418,13 +10586,13 @@
               <w:rPr>
                 <w:sz w:val="13"/>
               </w:rPr>
-              <w:t>9.2</w:t>
-            </w:r>
-          </w:p>
-        </w:tc>
-        <w:tc>
-          <w:tcPr>
-            <w:tcW w:type="dxa" w:w="994"/>
+              <w:t>9.78</w:t>
+            </w:r>
+          </w:p>
+        </w:tc>
+        <w:tc>
+          <w:tcPr>
+            <w:tcW w:type="dxa" w:w="1419"/>
           </w:tcPr>
           <w:p>
             <w:r/>
@@ -10432,13 +10600,13 @@
               <w:rPr>
                 <w:sz w:val="13"/>
               </w:rPr>
-              <w:t>7.8</w:t>
-            </w:r>
-          </w:p>
-        </w:tc>
-        <w:tc>
-          <w:tcPr>
-            <w:tcW w:type="dxa" w:w="994"/>
+              <w:t>8.17</w:t>
+            </w:r>
+          </w:p>
+        </w:tc>
+        <w:tc>
+          <w:tcPr>
+            <w:tcW w:type="dxa" w:w="1419"/>
           </w:tcPr>
           <w:p>
             <w:r/>
@@ -10446,13 +10614,13 @@
               <w:rPr>
                 <w:sz w:val="13"/>
               </w:rPr>
-              <w:t>8.34</w:t>
-            </w:r>
-          </w:p>
-        </w:tc>
-        <w:tc>
-          <w:tcPr>
-            <w:tcW w:type="dxa" w:w="994"/>
+              <w:t>8.66</w:t>
+            </w:r>
+          </w:p>
+        </w:tc>
+        <w:tc>
+          <w:tcPr>
+            <w:tcW w:type="dxa" w:w="1419"/>
           </w:tcPr>
           <w:p>
             <w:r/>
@@ -10460,49 +10628,7 @@
               <w:rPr>
                 <w:sz w:val="13"/>
               </w:rPr>
-              <w:t>9.69</w:t>
-            </w:r>
-          </w:p>
-        </w:tc>
-        <w:tc>
-          <w:tcPr>
-            <w:tcW w:type="dxa" w:w="994"/>
-          </w:tcPr>
-          <w:p>
-            <w:r/>
-            <w:r>
-              <w:rPr>
-                <w:sz w:val="13"/>
-              </w:rPr>
-              <w:t>7.17</w:t>
-            </w:r>
-          </w:p>
-        </w:tc>
-        <w:tc>
-          <w:tcPr>
-            <w:tcW w:type="dxa" w:w="994"/>
-          </w:tcPr>
-          <w:p>
-            <w:r/>
-            <w:r>
-              <w:rPr>
-                <w:sz w:val="13"/>
-              </w:rPr>
-              <w:t>7.91</w:t>
-            </w:r>
-          </w:p>
-        </w:tc>
-        <w:tc>
-          <w:tcPr>
-            <w:tcW w:type="dxa" w:w="994"/>
-          </w:tcPr>
-          <w:p>
-            <w:r/>
-            <w:r>
-              <w:rPr>
-                <w:sz w:val="13"/>
-              </w:rPr>
-              <w:t>9.8</w:t>
+              <w:t>9.94</w:t>
             </w:r>
           </w:p>
         </w:tc>
@@ -10510,7 +10636,7 @@
       <w:tr>
         <w:tc>
           <w:tcPr>
-            <w:tcW w:type="dxa" w:w="994"/>
+            <w:tcW w:type="dxa" w:w="1419"/>
           </w:tcPr>
           <w:p>
             <w:r/>
@@ -10518,13 +10644,13 @@
               <w:rPr>
                 <w:sz w:val="13"/>
               </w:rPr>
-              <w:t>Single model, same size (no d1)</w:t>
-            </w:r>
-          </w:p>
-        </w:tc>
-        <w:tc>
-          <w:tcPr>
-            <w:tcW w:type="dxa" w:w="994"/>
+              <w:t>FINAL SYSTEM - Two-stage: RoBERTa top-3 -&gt; Phi-4-mini picks + per-emotion prompt</w:t>
+            </w:r>
+          </w:p>
+        </w:tc>
+        <w:tc>
+          <w:tcPr>
+            <w:tcW w:type="dxa" w:w="1419"/>
           </w:tcPr>
           <w:p>
             <w:r/>
@@ -10532,13 +10658,13 @@
               <w:rPr>
                 <w:sz w:val="13"/>
               </w:rPr>
-              <w:t>6.92</w:t>
-            </w:r>
-          </w:p>
-        </w:tc>
-        <w:tc>
-          <w:tcPr>
-            <w:tcW w:type="dxa" w:w="994"/>
+              <w:t>7.69</w:t>
+            </w:r>
+          </w:p>
+        </w:tc>
+        <w:tc>
+          <w:tcPr>
+            <w:tcW w:type="dxa" w:w="1419"/>
           </w:tcPr>
           <w:p>
             <w:r/>
@@ -10546,13 +10672,13 @@
               <w:rPr>
                 <w:sz w:val="13"/>
               </w:rPr>
-              <w:t>7.83</w:t>
-            </w:r>
-          </w:p>
-        </w:tc>
-        <w:tc>
-          <w:tcPr>
-            <w:tcW w:type="dxa" w:w="994"/>
+              <w:t>8.38</w:t>
+            </w:r>
+          </w:p>
+        </w:tc>
+        <w:tc>
+          <w:tcPr>
+            <w:tcW w:type="dxa" w:w="1419"/>
           </w:tcPr>
           <w:p>
             <w:r/>
@@ -10560,13 +10686,13 @@
               <w:rPr>
                 <w:sz w:val="13"/>
               </w:rPr>
-              <w:t>9.31</w:t>
-            </w:r>
-          </w:p>
-        </w:tc>
-        <w:tc>
-          <w:tcPr>
-            <w:tcW w:type="dxa" w:w="994"/>
+              <w:t>9.67</w:t>
+            </w:r>
+          </w:p>
+        </w:tc>
+        <w:tc>
+          <w:tcPr>
+            <w:tcW w:type="dxa" w:w="1419"/>
           </w:tcPr>
           <w:p>
             <w:r/>
@@ -10574,13 +10700,13 @@
               <w:rPr>
                 <w:sz w:val="13"/>
               </w:rPr>
-              <w:t>7.81</w:t>
-            </w:r>
-          </w:p>
-        </w:tc>
-        <w:tc>
-          <w:tcPr>
-            <w:tcW w:type="dxa" w:w="994"/>
+              <w:t>8</w:t>
+            </w:r>
+          </w:p>
+        </w:tc>
+        <w:tc>
+          <w:tcPr>
+            <w:tcW w:type="dxa" w:w="1419"/>
           </w:tcPr>
           <w:p>
             <w:r/>
@@ -10588,13 +10714,13 @@
               <w:rPr>
                 <w:sz w:val="13"/>
               </w:rPr>
-              <w:t>8.44</w:t>
-            </w:r>
-          </w:p>
-        </w:tc>
-        <w:tc>
-          <w:tcPr>
-            <w:tcW w:type="dxa" w:w="994"/>
+              <w:t>8.53</w:t>
+            </w:r>
+          </w:p>
+        </w:tc>
+        <w:tc>
+          <w:tcPr>
+            <w:tcW w:type="dxa" w:w="1419"/>
           </w:tcPr>
           <w:p>
             <w:r/>
@@ -10602,49 +10728,7 @@
               <w:rPr>
                 <w:sz w:val="13"/>
               </w:rPr>
-              <w:t>9.75</w:t>
-            </w:r>
-          </w:p>
-        </w:tc>
-        <w:tc>
-          <w:tcPr>
-            <w:tcW w:type="dxa" w:w="994"/>
-          </w:tcPr>
-          <w:p>
-            <w:r/>
-            <w:r>
-              <w:rPr>
-                <w:sz w:val="13"/>
-              </w:rPr>
-              <w:t>7.38</w:t>
-            </w:r>
-          </w:p>
-        </w:tc>
-        <w:tc>
-          <w:tcPr>
-            <w:tcW w:type="dxa" w:w="994"/>
-          </w:tcPr>
-          <w:p>
-            <w:r/>
-            <w:r>
-              <w:rPr>
-                <w:sz w:val="13"/>
-              </w:rPr>
-              <w:t>8.2</w:t>
-            </w:r>
-          </w:p>
-        </w:tc>
-        <w:tc>
-          <w:tcPr>
-            <w:tcW w:type="dxa" w:w="994"/>
-          </w:tcPr>
-          <w:p>
-            <w:r/>
-            <w:r>
-              <w:rPr>
-                <w:sz w:val="13"/>
-              </w:rPr>
-              <w:t>9.81</w:t>
+              <w:t>9.84</w:t>
             </w:r>
           </w:p>
         </w:tc>
@@ -10652,7 +10736,7 @@
       <w:tr>
         <w:tc>
           <w:tcPr>
-            <w:tcW w:type="dxa" w:w="994"/>
+            <w:tcW w:type="dxa" w:w="1419"/>
           </w:tcPr>
           <w:p>
             <w:r/>
@@ -10660,13 +10744,13 @@
               <w:rPr>
                 <w:sz w:val="13"/>
               </w:rPr>
-              <w:t>Single bigger model (no d1)</w:t>
-            </w:r>
-          </w:p>
-        </w:tc>
-        <w:tc>
-          <w:tcPr>
-            <w:tcW w:type="dxa" w:w="994"/>
+              <w:t>RoBERTa d1 + Phi-4-mini d2 (top-1 emotion)</w:t>
+            </w:r>
+          </w:p>
+        </w:tc>
+        <w:tc>
+          <w:tcPr>
+            <w:tcW w:type="dxa" w:w="1419"/>
           </w:tcPr>
           <w:p>
             <w:r/>
@@ -10674,13 +10758,13 @@
               <w:rPr>
                 <w:sz w:val="13"/>
               </w:rPr>
-              <w:t>8.12</w:t>
-            </w:r>
-          </w:p>
-        </w:tc>
-        <w:tc>
-          <w:tcPr>
-            <w:tcW w:type="dxa" w:w="994"/>
+              <w:t>7.58</w:t>
+            </w:r>
+          </w:p>
+        </w:tc>
+        <w:tc>
+          <w:tcPr>
+            <w:tcW w:type="dxa" w:w="1419"/>
           </w:tcPr>
           <w:p>
             <w:r/>
@@ -10688,13 +10772,13 @@
               <w:rPr>
                 <w:sz w:val="13"/>
               </w:rPr>
-              <w:t>8.7</w:t>
-            </w:r>
-          </w:p>
-        </w:tc>
-        <w:tc>
-          <w:tcPr>
-            <w:tcW w:type="dxa" w:w="994"/>
+              <w:t>8</w:t>
+            </w:r>
+          </w:p>
+        </w:tc>
+        <w:tc>
+          <w:tcPr>
+            <w:tcW w:type="dxa" w:w="1419"/>
           </w:tcPr>
           <w:p>
             <w:r/>
@@ -10702,13 +10786,13 @@
               <w:rPr>
                 <w:sz w:val="13"/>
               </w:rPr>
-              <w:t>9.78</w:t>
-            </w:r>
-          </w:p>
-        </w:tc>
-        <w:tc>
-          <w:tcPr>
-            <w:tcW w:type="dxa" w:w="994"/>
+              <w:t>9.67</w:t>
+            </w:r>
+          </w:p>
+        </w:tc>
+        <w:tc>
+          <w:tcPr>
+            <w:tcW w:type="dxa" w:w="1419"/>
           </w:tcPr>
           <w:p>
             <w:r/>
@@ -10716,13 +10800,13 @@
               <w:rPr>
                 <w:sz w:val="13"/>
               </w:rPr>
-              <w:t>8.8</w:t>
-            </w:r>
-          </w:p>
-        </w:tc>
-        <w:tc>
-          <w:tcPr>
-            <w:tcW w:type="dxa" w:w="994"/>
+              <w:t>8.09</w:t>
+            </w:r>
+          </w:p>
+        </w:tc>
+        <w:tc>
+          <w:tcPr>
+            <w:tcW w:type="dxa" w:w="1419"/>
           </w:tcPr>
           <w:p>
             <w:r/>
@@ -10730,13 +10814,13 @@
               <w:rPr>
                 <w:sz w:val="13"/>
               </w:rPr>
-              <w:t>9.08</w:t>
-            </w:r>
-          </w:p>
-        </w:tc>
-        <w:tc>
-          <w:tcPr>
-            <w:tcW w:type="dxa" w:w="994"/>
+              <w:t>8.58</w:t>
+            </w:r>
+          </w:p>
+        </w:tc>
+        <w:tc>
+          <w:tcPr>
+            <w:tcW w:type="dxa" w:w="1419"/>
           </w:tcPr>
           <w:p>
             <w:r/>
@@ -10745,48 +10829,6 @@
                 <w:sz w:val="13"/>
               </w:rPr>
               <w:t>9.95</w:t>
-            </w:r>
-          </w:p>
-        </w:tc>
-        <w:tc>
-          <w:tcPr>
-            <w:tcW w:type="dxa" w:w="994"/>
-          </w:tcPr>
-          <w:p>
-            <w:r/>
-            <w:r>
-              <w:rPr>
-                <w:sz w:val="13"/>
-              </w:rPr>
-              <w:t>8.17</w:t>
-            </w:r>
-          </w:p>
-        </w:tc>
-        <w:tc>
-          <w:tcPr>
-            <w:tcW w:type="dxa" w:w="994"/>
-          </w:tcPr>
-          <w:p>
-            <w:r/>
-            <w:r>
-              <w:rPr>
-                <w:sz w:val="13"/>
-              </w:rPr>
-              <w:t>8.66</w:t>
-            </w:r>
-          </w:p>
-        </w:tc>
-        <w:tc>
-          <w:tcPr>
-            <w:tcW w:type="dxa" w:w="994"/>
-          </w:tcPr>
-          <w:p>
-            <w:r/>
-            <w:r>
-              <w:rPr>
-                <w:sz w:val="13"/>
-              </w:rPr>
-              <w:t>9.94</w:t>
             </w:r>
           </w:p>
         </w:tc>
@@ -10794,7 +10836,7 @@
       <w:tr>
         <w:tc>
           <w:tcPr>
-            <w:tcW w:type="dxa" w:w="994"/>
+            <w:tcW w:type="dxa" w:w="1419"/>
           </w:tcPr>
           <w:p>
             <w:r/>
@@ -10802,13 +10844,13 @@
               <w:rPr>
                 <w:sz w:val="13"/>
               </w:rPr>
-              <w:t>Zero-shot d2</w:t>
-            </w:r>
-          </w:p>
-        </w:tc>
-        <w:tc>
-          <w:tcPr>
-            <w:tcW w:type="dxa" w:w="994"/>
+              <w:t>Single model, same size: Qwen2.5-1.5B detects + responds</w:t>
+            </w:r>
+          </w:p>
+        </w:tc>
+        <w:tc>
+          <w:tcPr>
+            <w:tcW w:type="dxa" w:w="1419"/>
           </w:tcPr>
           <w:p>
             <w:r/>
@@ -10816,13 +10858,13 @@
               <w:rPr>
                 <w:sz w:val="13"/>
               </w:rPr>
-              <w:t>5.17</w:t>
-            </w:r>
-          </w:p>
-        </w:tc>
-        <w:tc>
-          <w:tcPr>
-            <w:tcW w:type="dxa" w:w="994"/>
+              <w:t>6.92</w:t>
+            </w:r>
+          </w:p>
+        </w:tc>
+        <w:tc>
+          <w:tcPr>
+            <w:tcW w:type="dxa" w:w="1419"/>
           </w:tcPr>
           <w:p>
             <w:r/>
@@ -10830,13 +10872,13 @@
               <w:rPr>
                 <w:sz w:val="13"/>
               </w:rPr>
-              <w:t>6.34</w:t>
-            </w:r>
-          </w:p>
-        </w:tc>
-        <w:tc>
-          <w:tcPr>
-            <w:tcW w:type="dxa" w:w="994"/>
+              <w:t>7.83</w:t>
+            </w:r>
+          </w:p>
+        </w:tc>
+        <w:tc>
+          <w:tcPr>
+            <w:tcW w:type="dxa" w:w="1419"/>
           </w:tcPr>
           <w:p>
             <w:r/>
@@ -10844,13 +10886,13 @@
               <w:rPr>
                 <w:sz w:val="13"/>
               </w:rPr>
-              <w:t>8.84</w:t>
-            </w:r>
-          </w:p>
-        </w:tc>
-        <w:tc>
-          <w:tcPr>
-            <w:tcW w:type="dxa" w:w="994"/>
+              <w:t>9.31</w:t>
+            </w:r>
+          </w:p>
+        </w:tc>
+        <w:tc>
+          <w:tcPr>
+            <w:tcW w:type="dxa" w:w="1419"/>
           </w:tcPr>
           <w:p>
             <w:r/>
@@ -10858,13 +10900,13 @@
               <w:rPr>
                 <w:sz w:val="13"/>
               </w:rPr>
-              <w:t>7.08</w:t>
-            </w:r>
-          </w:p>
-        </w:tc>
-        <w:tc>
-          <w:tcPr>
-            <w:tcW w:type="dxa" w:w="994"/>
+              <w:t>7.38</w:t>
+            </w:r>
+          </w:p>
+        </w:tc>
+        <w:tc>
+          <w:tcPr>
+            <w:tcW w:type="dxa" w:w="1419"/>
           </w:tcPr>
           <w:p>
             <w:r/>
@@ -10872,13 +10914,13 @@
               <w:rPr>
                 <w:sz w:val="13"/>
               </w:rPr>
-              <w:t>7.89</w:t>
-            </w:r>
-          </w:p>
-        </w:tc>
-        <w:tc>
-          <w:tcPr>
-            <w:tcW w:type="dxa" w:w="994"/>
+              <w:t>8.2</w:t>
+            </w:r>
+          </w:p>
+        </w:tc>
+        <w:tc>
+          <w:tcPr>
+            <w:tcW w:type="dxa" w:w="1419"/>
           </w:tcPr>
           <w:p>
             <w:r/>
@@ -10886,49 +10928,7 @@
               <w:rPr>
                 <w:sz w:val="13"/>
               </w:rPr>
-              <w:t>9.56</w:t>
-            </w:r>
-          </w:p>
-        </w:tc>
-        <w:tc>
-          <w:tcPr>
-            <w:tcW w:type="dxa" w:w="994"/>
-          </w:tcPr>
-          <w:p>
-            <w:r/>
-            <w:r>
-              <w:rPr>
-                <w:sz w:val="13"/>
-              </w:rPr>
-              <w:t>6.8</w:t>
-            </w:r>
-          </w:p>
-        </w:tc>
-        <w:tc>
-          <w:tcPr>
-            <w:tcW w:type="dxa" w:w="994"/>
-          </w:tcPr>
-          <w:p>
-            <w:r/>
-            <w:r>
-              <w:rPr>
-                <w:sz w:val="13"/>
-              </w:rPr>
-              <w:t>8.11</w:t>
-            </w:r>
-          </w:p>
-        </w:tc>
-        <w:tc>
-          <w:tcPr>
-            <w:tcW w:type="dxa" w:w="994"/>
-          </w:tcPr>
-          <w:p>
-            <w:r/>
-            <w:r>
-              <w:rPr>
-                <w:sz w:val="13"/>
-              </w:rPr>
-              <w:t>9.78</w:t>
+              <w:t>9.81</w:t>
             </w:r>
           </w:p>
         </w:tc>
@@ -10936,7 +10936,7 @@
       <w:tr>
         <w:tc>
           <w:tcPr>
-            <w:tcW w:type="dxa" w:w="994"/>
+            <w:tcW w:type="dxa" w:w="1419"/>
           </w:tcPr>
           <w:p>
             <w:r/>
@@ -10944,13 +10944,13 @@
               <w:rPr>
                 <w:sz w:val="13"/>
               </w:rPr>
-              <w:t>Fine-tuned d2 (monolithic)</w:t>
-            </w:r>
-          </w:p>
-        </w:tc>
-        <w:tc>
-          <w:tcPr>
-            <w:tcW w:type="dxa" w:w="994"/>
+              <w:t>Initial pipeline: GPT-2 Medium d1 + Qwen2.5-1.5B d2</w:t>
+            </w:r>
+          </w:p>
+        </w:tc>
+        <w:tc>
+          <w:tcPr>
+            <w:tcW w:type="dxa" w:w="1419"/>
           </w:tcPr>
           <w:p>
             <w:r/>
@@ -10958,13 +10958,13 @@
               <w:rPr>
                 <w:sz w:val="13"/>
               </w:rPr>
-              <w:t>2.56</w:t>
-            </w:r>
-          </w:p>
-        </w:tc>
-        <w:tc>
-          <w:tcPr>
-            <w:tcW w:type="dxa" w:w="994"/>
+              <w:t>6.78</w:t>
+            </w:r>
+          </w:p>
+        </w:tc>
+        <w:tc>
+          <w:tcPr>
+            <w:tcW w:type="dxa" w:w="1419"/>
           </w:tcPr>
           <w:p>
             <w:r/>
@@ -10972,13 +10972,13 @@
               <w:rPr>
                 <w:sz w:val="13"/>
               </w:rPr>
-              <w:t>2.86</w:t>
-            </w:r>
-          </w:p>
-        </w:tc>
-        <w:tc>
-          <w:tcPr>
-            <w:tcW w:type="dxa" w:w="994"/>
+              <w:t>7.36</w:t>
+            </w:r>
+          </w:p>
+        </w:tc>
+        <w:tc>
+          <w:tcPr>
+            <w:tcW w:type="dxa" w:w="1419"/>
           </w:tcPr>
           <w:p>
             <w:r/>
@@ -10986,13 +10986,13 @@
               <w:rPr>
                 <w:sz w:val="13"/>
               </w:rPr>
-              <w:t>4.2</w:t>
-            </w:r>
-          </w:p>
-        </w:tc>
-        <w:tc>
-          <w:tcPr>
-            <w:tcW w:type="dxa" w:w="994"/>
+              <w:t>9.2</w:t>
+            </w:r>
+          </w:p>
+        </w:tc>
+        <w:tc>
+          <w:tcPr>
+            <w:tcW w:type="dxa" w:w="1419"/>
           </w:tcPr>
           <w:p>
             <w:r/>
@@ -11000,13 +11000,13 @@
               <w:rPr>
                 <w:sz w:val="13"/>
               </w:rPr>
-              <w:t>3.78</w:t>
-            </w:r>
-          </w:p>
-        </w:tc>
-        <w:tc>
-          <w:tcPr>
-            <w:tcW w:type="dxa" w:w="994"/>
+              <w:t>7.17</w:t>
+            </w:r>
+          </w:p>
+        </w:tc>
+        <w:tc>
+          <w:tcPr>
+            <w:tcW w:type="dxa" w:w="1419"/>
           </w:tcPr>
           <w:p>
             <w:r/>
@@ -11014,13 +11014,13 @@
               <w:rPr>
                 <w:sz w:val="13"/>
               </w:rPr>
-              <w:t>3.56</w:t>
-            </w:r>
-          </w:p>
-        </w:tc>
-        <w:tc>
-          <w:tcPr>
-            <w:tcW w:type="dxa" w:w="994"/>
+              <w:t>7.91</w:t>
+            </w:r>
+          </w:p>
+        </w:tc>
+        <w:tc>
+          <w:tcPr>
+            <w:tcW w:type="dxa" w:w="1419"/>
           </w:tcPr>
           <w:p>
             <w:r/>
@@ -11028,49 +11028,7 @@
               <w:rPr>
                 <w:sz w:val="13"/>
               </w:rPr>
-              <w:t>5.92</w:t>
-            </w:r>
-          </w:p>
-        </w:tc>
-        <w:tc>
-          <w:tcPr>
-            <w:tcW w:type="dxa" w:w="994"/>
-          </w:tcPr>
-          <w:p>
-            <w:r/>
-            <w:r>
-              <w:rPr>
-                <w:sz w:val="13"/>
-              </w:rPr>
-              <w:t>4.31</w:t>
-            </w:r>
-          </w:p>
-        </w:tc>
-        <w:tc>
-          <w:tcPr>
-            <w:tcW w:type="dxa" w:w="994"/>
-          </w:tcPr>
-          <w:p>
-            <w:r/>
-            <w:r>
-              <w:rPr>
-                <w:sz w:val="13"/>
-              </w:rPr>
-              <w:t>4.98</w:t>
-            </w:r>
-          </w:p>
-        </w:tc>
-        <w:tc>
-          <w:tcPr>
-            <w:tcW w:type="dxa" w:w="994"/>
-          </w:tcPr>
-          <w:p>
-            <w:r/>
-            <w:r>
-              <w:rPr>
-                <w:sz w:val="13"/>
-              </w:rPr>
-              <w:t>7.73</w:t>
+              <w:t>9.8</w:t>
             </w:r>
           </w:p>
         </w:tc>
@@ -11078,7 +11036,7 @@
       <w:tr>
         <w:tc>
           <w:tcPr>
-            <w:tcW w:type="dxa" w:w="994"/>
+            <w:tcW w:type="dxa" w:w="1419"/>
           </w:tcPr>
           <w:p>
             <w:r/>
@@ -11086,80 +11044,192 @@
               <w:rPr>
                 <w:sz w:val="13"/>
               </w:rPr>
-              <w:t>Your pipeline + RAG</w:t>
-            </w:r>
-          </w:p>
-        </w:tc>
-        <w:tc>
-          <w:tcPr>
-            <w:tcW w:type="dxa" w:w="994"/>
-          </w:tcPr>
-          <w:p>
-            <w:r/>
-          </w:p>
-        </w:tc>
-        <w:tc>
-          <w:tcPr>
-            <w:tcW w:type="dxa" w:w="994"/>
-          </w:tcPr>
-          <w:p>
-            <w:r/>
-          </w:p>
-        </w:tc>
-        <w:tc>
-          <w:tcPr>
-            <w:tcW w:type="dxa" w:w="994"/>
-          </w:tcPr>
-          <w:p>
-            <w:r/>
-          </w:p>
-        </w:tc>
-        <w:tc>
-          <w:tcPr>
-            <w:tcW w:type="dxa" w:w="994"/>
-          </w:tcPr>
-          <w:p>
-            <w:r/>
-          </w:p>
-        </w:tc>
-        <w:tc>
-          <w:tcPr>
-            <w:tcW w:type="dxa" w:w="994"/>
-          </w:tcPr>
-          <w:p>
-            <w:r/>
-          </w:p>
-        </w:tc>
-        <w:tc>
-          <w:tcPr>
-            <w:tcW w:type="dxa" w:w="994"/>
-          </w:tcPr>
-          <w:p>
-            <w:r/>
-          </w:p>
-        </w:tc>
-        <w:tc>
-          <w:tcPr>
-            <w:tcW w:type="dxa" w:w="994"/>
-          </w:tcPr>
-          <w:p>
-            <w:r/>
-          </w:p>
-        </w:tc>
-        <w:tc>
-          <w:tcPr>
-            <w:tcW w:type="dxa" w:w="994"/>
-          </w:tcPr>
-          <w:p>
-            <w:r/>
-          </w:p>
-        </w:tc>
-        <w:tc>
-          <w:tcPr>
-            <w:tcW w:type="dxa" w:w="994"/>
-          </w:tcPr>
-          <w:p>
-            <w:r/>
+              <w:t>Zero-shot Qwen2.5-1.5B (no detector, generic prompt)</w:t>
+            </w:r>
+          </w:p>
+        </w:tc>
+        <w:tc>
+          <w:tcPr>
+            <w:tcW w:type="dxa" w:w="1419"/>
+          </w:tcPr>
+          <w:p>
+            <w:r/>
+            <w:r>
+              <w:rPr>
+                <w:sz w:val="13"/>
+              </w:rPr>
+              <w:t>5.17</w:t>
+            </w:r>
+          </w:p>
+        </w:tc>
+        <w:tc>
+          <w:tcPr>
+            <w:tcW w:type="dxa" w:w="1419"/>
+          </w:tcPr>
+          <w:p>
+            <w:r/>
+            <w:r>
+              <w:rPr>
+                <w:sz w:val="13"/>
+              </w:rPr>
+              <w:t>6.34</w:t>
+            </w:r>
+          </w:p>
+        </w:tc>
+        <w:tc>
+          <w:tcPr>
+            <w:tcW w:type="dxa" w:w="1419"/>
+          </w:tcPr>
+          <w:p>
+            <w:r/>
+            <w:r>
+              <w:rPr>
+                <w:sz w:val="13"/>
+              </w:rPr>
+              <w:t>8.84</w:t>
+            </w:r>
+          </w:p>
+        </w:tc>
+        <w:tc>
+          <w:tcPr>
+            <w:tcW w:type="dxa" w:w="1419"/>
+          </w:tcPr>
+          <w:p>
+            <w:r/>
+            <w:r>
+              <w:rPr>
+                <w:sz w:val="13"/>
+              </w:rPr>
+              <w:t>6.8</w:t>
+            </w:r>
+          </w:p>
+        </w:tc>
+        <w:tc>
+          <w:tcPr>
+            <w:tcW w:type="dxa" w:w="1419"/>
+          </w:tcPr>
+          <w:p>
+            <w:r/>
+            <w:r>
+              <w:rPr>
+                <w:sz w:val="13"/>
+              </w:rPr>
+              <w:t>8.11</w:t>
+            </w:r>
+          </w:p>
+        </w:tc>
+        <w:tc>
+          <w:tcPr>
+            <w:tcW w:type="dxa" w:w="1419"/>
+          </w:tcPr>
+          <w:p>
+            <w:r/>
+            <w:r>
+              <w:rPr>
+                <w:sz w:val="13"/>
+              </w:rPr>
+              <w:t>9.78</w:t>
+            </w:r>
+          </w:p>
+        </w:tc>
+      </w:tr>
+      <w:tr>
+        <w:tc>
+          <w:tcPr>
+            <w:tcW w:type="dxa" w:w="1419"/>
+          </w:tcPr>
+          <w:p>
+            <w:r/>
+            <w:r>
+              <w:rPr>
+                <w:sz w:val="13"/>
+              </w:rPr>
+              <w:t>Monolithic LoRA fine-tuned Qwen2.5-1.5B (no detector)</w:t>
+            </w:r>
+          </w:p>
+        </w:tc>
+        <w:tc>
+          <w:tcPr>
+            <w:tcW w:type="dxa" w:w="1419"/>
+          </w:tcPr>
+          <w:p>
+            <w:r/>
+            <w:r>
+              <w:rPr>
+                <w:sz w:val="13"/>
+              </w:rPr>
+              <w:t>2.56</w:t>
+            </w:r>
+          </w:p>
+        </w:tc>
+        <w:tc>
+          <w:tcPr>
+            <w:tcW w:type="dxa" w:w="1419"/>
+          </w:tcPr>
+          <w:p>
+            <w:r/>
+            <w:r>
+              <w:rPr>
+                <w:sz w:val="13"/>
+              </w:rPr>
+              <w:t>2.86</w:t>
+            </w:r>
+          </w:p>
+        </w:tc>
+        <w:tc>
+          <w:tcPr>
+            <w:tcW w:type="dxa" w:w="1419"/>
+          </w:tcPr>
+          <w:p>
+            <w:r/>
+            <w:r>
+              <w:rPr>
+                <w:sz w:val="13"/>
+              </w:rPr>
+              <w:t>4.2</w:t>
+            </w:r>
+          </w:p>
+        </w:tc>
+        <w:tc>
+          <w:tcPr>
+            <w:tcW w:type="dxa" w:w="1419"/>
+          </w:tcPr>
+          <w:p>
+            <w:r/>
+            <w:r>
+              <w:rPr>
+                <w:sz w:val="13"/>
+              </w:rPr>
+              <w:t>4.31</w:t>
+            </w:r>
+          </w:p>
+        </w:tc>
+        <w:tc>
+          <w:tcPr>
+            <w:tcW w:type="dxa" w:w="1419"/>
+          </w:tcPr>
+          <w:p>
+            <w:r/>
+            <w:r>
+              <w:rPr>
+                <w:sz w:val="13"/>
+              </w:rPr>
+              <w:t>4.98</w:t>
+            </w:r>
+          </w:p>
+        </w:tc>
+        <w:tc>
+          <w:tcPr>
+            <w:tcW w:type="dxa" w:w="1419"/>
+          </w:tcPr>
+          <w:p>
+            <w:r/>
+            <w:r>
+              <w:rPr>
+                <w:sz w:val="13"/>
+              </w:rPr>
+              <w:t>7.73</w:t>
+            </w:r>
           </w:p>
         </w:tc>
       </w:tr>

--- a/writing/Chapter 5 - 5.1 Performance Evaluation/WRITING_GUIDE.docx
+++ b/writing/Chapter 5 - 5.1 Performance Evaluation/WRITING_GUIDE.docx
@@ -5004,7 +5004,7 @@
               <w:rPr>
                 <w:sz w:val="13"/>
               </w:rPr>
-              <w:t>fine_tuned</w:t>
+              <w:t>fine_tuned_fixed</w:t>
             </w:r>
           </w:p>
         </w:tc>
@@ -5032,7 +5032,7 @@
               <w:rPr>
                 <w:sz w:val="13"/>
               </w:rPr>
-              <w:t>68.67</w:t>
+              <w:t>30</w:t>
             </w:r>
           </w:p>
         </w:tc>
@@ -5046,7 +5046,7 @@
               <w:rPr>
                 <w:sz w:val="13"/>
               </w:rPr>
-              <w:t>1.67</w:t>
+              <w:t>74</w:t>
             </w:r>
           </w:p>
         </w:tc>
@@ -5060,7 +5060,7 @@
               <w:rPr>
                 <w:sz w:val="13"/>
               </w:rPr>
-              <w:t>1.33</w:t>
+              <w:t>100</w:t>
             </w:r>
           </w:p>
         </w:tc>
@@ -5074,7 +5074,7 @@
               <w:rPr>
                 <w:sz w:val="13"/>
               </w:rPr>
-              <w:t>0</w:t>
+              <w:t>22.33</w:t>
             </w:r>
           </w:p>
         </w:tc>
@@ -5088,7 +5088,7 @@
               <w:rPr>
                 <w:sz w:val="13"/>
               </w:rPr>
-              <w:t>200.72</w:t>
+              <w:t>9.95</w:t>
             </w:r>
           </w:p>
         </w:tc>
@@ -5102,7 +5102,7 @@
               <w:rPr>
                 <w:sz w:val="13"/>
               </w:rPr>
-              <w:t>7.07</w:t>
+              <w:t>0.81</w:t>
             </w:r>
           </w:p>
         </w:tc>
@@ -5116,7 +5116,7 @@
               <w:rPr>
                 <w:sz w:val="13"/>
               </w:rPr>
-              <w:t>98</w:t>
+              <w:t>3.67</w:t>
             </w:r>
           </w:p>
         </w:tc>
@@ -5130,7 +5130,7 @@
               <w:rPr>
                 <w:sz w:val="13"/>
               </w:rPr>
-              <w:t>4.19</w:t>
+              <w:t>3.36</w:t>
             </w:r>
           </w:p>
         </w:tc>
@@ -5144,7 +5144,7 @@
               <w:rPr>
                 <w:sz w:val="13"/>
               </w:rPr>
-              <w:t>1.17</w:t>
+              <w:t>1.9</w:t>
             </w:r>
           </w:p>
         </w:tc>
@@ -5158,7 +5158,7 @@
               <w:rPr>
                 <w:sz w:val="13"/>
               </w:rPr>
-              <w:t>20</w:t>
+              <w:t>18.33</w:t>
             </w:r>
           </w:p>
         </w:tc>
@@ -7231,7 +7231,7 @@
               <w:rPr>
                 <w:sz w:val="16"/>
               </w:rPr>
-              <w:t>fine_tuned</w:t>
+              <w:t>fine_tuned_fixed</w:t>
             </w:r>
           </w:p>
         </w:tc>
@@ -7259,7 +7259,7 @@
               <w:rPr>
                 <w:sz w:val="16"/>
               </w:rPr>
-              <w:t>4.19</w:t>
+              <w:t>3.36</w:t>
             </w:r>
           </w:p>
         </w:tc>
@@ -7273,7 +7273,7 @@
               <w:rPr>
                 <w:sz w:val="16"/>
               </w:rPr>
-              <w:t>1.17</w:t>
+              <w:t>1.9</w:t>
             </w:r>
           </w:p>
         </w:tc>
@@ -10274,9 +10274,11 @@
             <w:r/>
             <w:r>
               <w:rPr>
+                <w:b/>
+                <w:color w:val="B03A00"/>
                 <w:sz w:val="13"/>
               </w:rPr>
-              <w:t>64</w:t>
+              <w:t>[[PENDING - AI-judge scores for the corrected fine-tuned baseline]]</w:t>
             </w:r>
           </w:p>
         </w:tc>
@@ -10288,9 +10290,11 @@
             <w:r/>
             <w:r>
               <w:rPr>
+                <w:b/>
+                <w:color w:val="B03A00"/>
                 <w:sz w:val="13"/>
               </w:rPr>
-              <w:t>3.21</w:t>
+              <w:t>[[PENDING - AI-judge scores for the corrected fine-tuned baseline]]</w:t>
             </w:r>
           </w:p>
         </w:tc>
@@ -10302,9 +10306,11 @@
             <w:r/>
             <w:r>
               <w:rPr>
+                <w:b/>
+                <w:color w:val="B03A00"/>
                 <w:sz w:val="13"/>
               </w:rPr>
-              <w:t>5.68</w:t>
+              <w:t>[[PENDING - AI-judge scores for the corrected fine-tuned baseline]]</w:t>
             </w:r>
           </w:p>
         </w:tc>
@@ -10316,9 +10322,11 @@
             <w:r/>
             <w:r>
               <w:rPr>
+                <w:b/>
+                <w:color w:val="B03A00"/>
                 <w:sz w:val="13"/>
               </w:rPr>
-              <w:t>3.44</w:t>
+              <w:t>[[PENDING - AI-judge scores for the corrected fine-tuned baseline]]</w:t>
             </w:r>
           </w:p>
         </w:tc>
@@ -10330,9 +10338,11 @@
             <w:r/>
             <w:r>
               <w:rPr>
+                <w:b/>
+                <w:color w:val="B03A00"/>
                 <w:sz w:val="13"/>
               </w:rPr>
-              <w:t>3.92</w:t>
+              <w:t>[[PENDING - AI-judge scores for the corrected fine-tuned baseline]]</w:t>
             </w:r>
           </w:p>
         </w:tc>
@@ -10344,9 +10354,11 @@
             <w:r/>
             <w:r>
               <w:rPr>
+                <w:b/>
+                <w:color w:val="B03A00"/>
                 <w:sz w:val="13"/>
               </w:rPr>
-              <w:t>5.97</w:t>
+              <w:t>[[PENDING - AI-judge scores for the corrected fine-tuned baseline]]</w:t>
             </w:r>
           </w:p>
         </w:tc>
@@ -10358,9 +10370,11 @@
             <w:r/>
             <w:r>
               <w:rPr>
+                <w:b/>
+                <w:color w:val="B03A00"/>
                 <w:sz w:val="13"/>
               </w:rPr>
-              <w:t>4.44</w:t>
+              <w:t>[[PENDING - AI-judge scores for the corrected fine-tuned baseline]]</w:t>
             </w:r>
           </w:p>
         </w:tc>
@@ -11129,106 +11143,6 @@
                 <w:sz w:val="13"/>
               </w:rPr>
               <w:t>9.78</w:t>
-            </w:r>
-          </w:p>
-        </w:tc>
-      </w:tr>
-      <w:tr>
-        <w:tc>
-          <w:tcPr>
-            <w:tcW w:type="dxa" w:w="1419"/>
-          </w:tcPr>
-          <w:p>
-            <w:r/>
-            <w:r>
-              <w:rPr>
-                <w:sz w:val="13"/>
-              </w:rPr>
-              <w:t>Monolithic LoRA fine-tuned Qwen2.5-1.5B (no detector)</w:t>
-            </w:r>
-          </w:p>
-        </w:tc>
-        <w:tc>
-          <w:tcPr>
-            <w:tcW w:type="dxa" w:w="1419"/>
-          </w:tcPr>
-          <w:p>
-            <w:r/>
-            <w:r>
-              <w:rPr>
-                <w:sz w:val="13"/>
-              </w:rPr>
-              <w:t>2.56</w:t>
-            </w:r>
-          </w:p>
-        </w:tc>
-        <w:tc>
-          <w:tcPr>
-            <w:tcW w:type="dxa" w:w="1419"/>
-          </w:tcPr>
-          <w:p>
-            <w:r/>
-            <w:r>
-              <w:rPr>
-                <w:sz w:val="13"/>
-              </w:rPr>
-              <w:t>2.86</w:t>
-            </w:r>
-          </w:p>
-        </w:tc>
-        <w:tc>
-          <w:tcPr>
-            <w:tcW w:type="dxa" w:w="1419"/>
-          </w:tcPr>
-          <w:p>
-            <w:r/>
-            <w:r>
-              <w:rPr>
-                <w:sz w:val="13"/>
-              </w:rPr>
-              <w:t>4.2</w:t>
-            </w:r>
-          </w:p>
-        </w:tc>
-        <w:tc>
-          <w:tcPr>
-            <w:tcW w:type="dxa" w:w="1419"/>
-          </w:tcPr>
-          <w:p>
-            <w:r/>
-            <w:r>
-              <w:rPr>
-                <w:sz w:val="13"/>
-              </w:rPr>
-              <w:t>4.31</w:t>
-            </w:r>
-          </w:p>
-        </w:tc>
-        <w:tc>
-          <w:tcPr>
-            <w:tcW w:type="dxa" w:w="1419"/>
-          </w:tcPr>
-          <w:p>
-            <w:r/>
-            <w:r>
-              <w:rPr>
-                <w:sz w:val="13"/>
-              </w:rPr>
-              <w:t>4.98</w:t>
-            </w:r>
-          </w:p>
-        </w:tc>
-        <w:tc>
-          <w:tcPr>
-            <w:tcW w:type="dxa" w:w="1419"/>
-          </w:tcPr>
-          <w:p>
-            <w:r/>
-            <w:r>
-              <w:rPr>
-                <w:sz w:val="13"/>
-              </w:rPr>
-              <w:t>7.73</w:t>
             </w:r>
           </w:p>
         </w:tc>

--- a/writing/Chapter 5 - 5.1 Performance Evaluation/WRITING_GUIDE.docx
+++ b/writing/Chapter 5 - 5.1 Performance Evaluation/WRITING_GUIDE.docx
@@ -5388,6 +5388,198 @@
               <w:rPr>
                 <w:sz w:val="13"/>
               </w:rPr>
+              <w:t>single_model_phi</w:t>
+            </w:r>
+          </w:p>
+        </w:tc>
+        <w:tc>
+          <w:tcPr>
+            <w:tcW w:type="dxa" w:w="710"/>
+          </w:tcPr>
+          <w:p>
+            <w:r/>
+            <w:r>
+              <w:rPr>
+                <w:sz w:val="13"/>
+              </w:rPr>
+              <w:t>Single model, same generator: Phi-4-mini (4-bit) detects + responds</w:t>
+            </w:r>
+          </w:p>
+        </w:tc>
+        <w:tc>
+          <w:tcPr>
+            <w:tcW w:type="dxa" w:w="710"/>
+          </w:tcPr>
+          <w:p>
+            <w:r/>
+            <w:r>
+              <w:rPr>
+                <w:sz w:val="13"/>
+              </w:rPr>
+              <w:t>77.33</w:t>
+            </w:r>
+          </w:p>
+        </w:tc>
+        <w:tc>
+          <w:tcPr>
+            <w:tcW w:type="dxa" w:w="710"/>
+          </w:tcPr>
+          <w:p>
+            <w:r/>
+            <w:r>
+              <w:rPr>
+                <w:sz w:val="13"/>
+              </w:rPr>
+              <w:t>96</w:t>
+            </w:r>
+          </w:p>
+        </w:tc>
+        <w:tc>
+          <w:tcPr>
+            <w:tcW w:type="dxa" w:w="710"/>
+          </w:tcPr>
+          <w:p>
+            <w:r/>
+            <w:r>
+              <w:rPr>
+                <w:sz w:val="13"/>
+              </w:rPr>
+              <w:t>99.33</w:t>
+            </w:r>
+          </w:p>
+        </w:tc>
+        <w:tc>
+          <w:tcPr>
+            <w:tcW w:type="dxa" w:w="710"/>
+          </w:tcPr>
+          <w:p>
+            <w:r/>
+            <w:r>
+              <w:rPr>
+                <w:sz w:val="13"/>
+              </w:rPr>
+              <w:t>73.67</w:t>
+            </w:r>
+          </w:p>
+        </w:tc>
+        <w:tc>
+          <w:tcPr>
+            <w:tcW w:type="dxa" w:w="710"/>
+          </w:tcPr>
+          <w:p>
+            <w:r/>
+            <w:r>
+              <w:rPr>
+                <w:sz w:val="13"/>
+              </w:rPr>
+              <w:t>73.48</w:t>
+            </w:r>
+          </w:p>
+        </w:tc>
+        <w:tc>
+          <w:tcPr>
+            <w:tcW w:type="dxa" w:w="710"/>
+          </w:tcPr>
+          <w:p>
+            <w:r/>
+            <w:r>
+              <w:rPr>
+                <w:sz w:val="13"/>
+              </w:rPr>
+              <w:t>1.04</w:t>
+            </w:r>
+          </w:p>
+        </w:tc>
+        <w:tc>
+          <w:tcPr>
+            <w:tcW w:type="dxa" w:w="710"/>
+          </w:tcPr>
+          <w:p>
+            <w:r/>
+            <w:r>
+              <w:rPr>
+                <w:sz w:val="13"/>
+              </w:rPr>
+              <w:t>4</w:t>
+            </w:r>
+          </w:p>
+        </w:tc>
+        <w:tc>
+          <w:tcPr>
+            <w:tcW w:type="dxa" w:w="710"/>
+          </w:tcPr>
+          <w:p>
+            <w:r/>
+            <w:r>
+              <w:rPr>
+                <w:sz w:val="13"/>
+              </w:rPr>
+              <w:t>4.75</w:t>
+            </w:r>
+          </w:p>
+        </w:tc>
+        <w:tc>
+          <w:tcPr>
+            <w:tcW w:type="dxa" w:w="710"/>
+          </w:tcPr>
+          <w:p>
+            <w:r/>
+            <w:r>
+              <w:rPr>
+                <w:sz w:val="13"/>
+              </w:rPr>
+              <w:t>1.13</w:t>
+            </w:r>
+          </w:p>
+        </w:tc>
+        <w:tc>
+          <w:tcPr>
+            <w:tcW w:type="dxa" w:w="710"/>
+          </w:tcPr>
+          <w:p>
+            <w:r/>
+            <w:r>
+              <w:rPr>
+                <w:sz w:val="13"/>
+              </w:rPr>
+              <w:t>27</w:t>
+            </w:r>
+          </w:p>
+        </w:tc>
+        <w:tc>
+          <w:tcPr>
+            <w:tcW w:type="dxa" w:w="710"/>
+          </w:tcPr>
+          <w:p>
+            <w:r/>
+          </w:p>
+        </w:tc>
+        <w:tc>
+          <w:tcPr>
+            <w:tcW w:type="dxa" w:w="710"/>
+          </w:tcPr>
+          <w:p>
+            <w:r/>
+            <w:r>
+              <w:rPr>
+                <w:sz w:val="13"/>
+              </w:rPr>
+              <w:t>300</w:t>
+            </w:r>
+          </w:p>
+        </w:tc>
+      </w:tr>
+      <w:tr>
+        <w:tc>
+          <w:tcPr>
+            <w:tcW w:type="dxa" w:w="710"/>
+          </w:tcPr>
+          <w:p>
+            <w:r/>
+            <w:r>
+              <w:rPr>
+                <w:sz w:val="13"/>
+              </w:rPr>
               <w:t>single_model_bigger</w:t>
             </w:r>
           </w:p>
@@ -7346,6 +7538,78 @@
                 <w:sz w:val="16"/>
               </w:rPr>
               <w:t>1.26</w:t>
+            </w:r>
+          </w:p>
+        </w:tc>
+        <w:tc>
+          <w:tcPr>
+            <w:tcW w:type="dxa" w:w="1987"/>
+          </w:tcPr>
+          <w:p>
+            <w:r/>
+            <w:r>
+              <w:rPr>
+                <w:sz w:val="16"/>
+              </w:rPr>
+              <w:t>300</w:t>
+            </w:r>
+          </w:p>
+        </w:tc>
+      </w:tr>
+      <w:tr>
+        <w:tc>
+          <w:tcPr>
+            <w:tcW w:type="dxa" w:w="1987"/>
+          </w:tcPr>
+          <w:p>
+            <w:r/>
+            <w:r>
+              <w:rPr>
+                <w:sz w:val="16"/>
+              </w:rPr>
+              <w:t>single_model_phi</w:t>
+            </w:r>
+          </w:p>
+        </w:tc>
+        <w:tc>
+          <w:tcPr>
+            <w:tcW w:type="dxa" w:w="1987"/>
+          </w:tcPr>
+          <w:p>
+            <w:r/>
+            <w:r>
+              <w:rPr>
+                <w:sz w:val="16"/>
+              </w:rPr>
+              <w:t>Single model, same generator: Phi-4-mini (4-bit) detects + responds</w:t>
+            </w:r>
+          </w:p>
+        </w:tc>
+        <w:tc>
+          <w:tcPr>
+            <w:tcW w:type="dxa" w:w="1987"/>
+          </w:tcPr>
+          <w:p>
+            <w:r/>
+            <w:r>
+              <w:rPr>
+                <w:sz w:val="16"/>
+              </w:rPr>
+              <w:t>4.75</w:t>
+            </w:r>
+          </w:p>
+        </w:tc>
+        <w:tc>
+          <w:tcPr>
+            <w:tcW w:type="dxa" w:w="1987"/>
+          </w:tcPr>
+          <w:p>
+            <w:r/>
+            <w:r>
+              <w:rPr>
+                <w:sz w:val="16"/>
+              </w:rPr>
+              <w:t>1.13</w:t>
             </w:r>
           </w:p>
         </w:tc>

--- a/writing/Chapter 5 - 5.1 Performance Evaluation/WRITING_GUIDE.docx
+++ b/writing/Chapter 5 - 5.1 Performance Evaluation/WRITING_GUIDE.docx
@@ -9956,7 +9956,7 @@
               <w:rPr>
                 <w:sz w:val="13"/>
               </w:rPr>
-              <w:t>FINAL SYSTEM - Two-stage: RoBERTa top-3 -&gt; Phi-4-mini picks + per-emotion prompt</w:t>
+              <w:t>Single model, same generator: Phi-4-mini (4-bit) detects + responds</w:t>
             </w:r>
           </w:p>
         </w:tc>
@@ -9984,7 +9984,7 @@
               <w:rPr>
                 <w:sz w:val="13"/>
               </w:rPr>
-              <w:t>8.58</w:t>
+              <w:t>8.67</w:t>
             </w:r>
           </w:p>
         </w:tc>
@@ -9998,7 +9998,7 @@
               <w:rPr>
                 <w:sz w:val="13"/>
               </w:rPr>
-              <w:t>8.79</w:t>
+              <w:t>8.9</w:t>
             </w:r>
           </w:p>
         </w:tc>
@@ -10012,7 +10012,7 @@
               <w:rPr>
                 <w:sz w:val="13"/>
               </w:rPr>
-              <w:t>7.84</w:t>
+              <w:t>8.04</w:t>
             </w:r>
           </w:p>
         </w:tc>
@@ -10026,7 +10026,7 @@
               <w:rPr>
                 <w:sz w:val="13"/>
               </w:rPr>
-              <w:t>8.45</w:t>
+              <w:t>8.48</w:t>
             </w:r>
           </w:p>
         </w:tc>
@@ -10040,7 +10040,7 @@
               <w:rPr>
                 <w:sz w:val="13"/>
               </w:rPr>
-              <w:t>9.76</w:t>
+              <w:t>9.83</w:t>
             </w:r>
           </w:p>
         </w:tc>
@@ -10054,7 +10054,7 @@
               <w:rPr>
                 <w:sz w:val="13"/>
               </w:rPr>
-              <w:t>8.68</w:t>
+              <w:t>8.78</w:t>
             </w:r>
           </w:p>
         </w:tc>
@@ -10070,7 +10070,7 @@
               <w:rPr>
                 <w:sz w:val="13"/>
               </w:rPr>
-              <w:t>RoBERTa d1 + Phi-4-mini d2 (top-1 emotion)</w:t>
+              <w:t>FINAL SYSTEM - Two-stage: RoBERTa top-3 -&gt; Phi-4-mini picks + per-emotion prompt</w:t>
             </w:r>
           </w:p>
         </w:tc>
@@ -10098,7 +10098,7 @@
               <w:rPr>
                 <w:sz w:val="13"/>
               </w:rPr>
-              <w:t>8.42</w:t>
+              <w:t>8.58</w:t>
             </w:r>
           </w:p>
         </w:tc>
@@ -10112,7 +10112,7 @@
               <w:rPr>
                 <w:sz w:val="13"/>
               </w:rPr>
-              <w:t>8.88</w:t>
+              <w:t>8.79</w:t>
             </w:r>
           </w:p>
         </w:tc>
@@ -10140,7 +10140,7 @@
               <w:rPr>
                 <w:sz w:val="13"/>
               </w:rPr>
-              <w:t>8.29</w:t>
+              <w:t>8.45</w:t>
             </w:r>
           </w:p>
         </w:tc>
@@ -10154,7 +10154,7 @@
               <w:rPr>
                 <w:sz w:val="13"/>
               </w:rPr>
-              <w:t>9.81</w:t>
+              <w:t>9.76</w:t>
             </w:r>
           </w:p>
         </w:tc>
@@ -10168,7 +10168,7 @@
               <w:rPr>
                 <w:sz w:val="13"/>
               </w:rPr>
-              <w:t>8.65</w:t>
+              <w:t>8.68</w:t>
             </w:r>
           </w:p>
         </w:tc>
@@ -10184,7 +10184,7 @@
               <w:rPr>
                 <w:sz w:val="13"/>
               </w:rPr>
-              <w:t>Single model, same size: Qwen2.5-1.5B detects + responds</w:t>
+              <w:t>RoBERTa d1 + Phi-4-mini d2 (top-1 emotion)</w:t>
             </w:r>
           </w:p>
         </w:tc>
@@ -10212,7 +10212,7 @@
               <w:rPr>
                 <w:sz w:val="13"/>
               </w:rPr>
-              <w:t>8.02</w:t>
+              <w:t>8.42</w:t>
             </w:r>
           </w:p>
         </w:tc>
@@ -10226,7 +10226,7 @@
               <w:rPr>
                 <w:sz w:val="13"/>
               </w:rPr>
-              <w:t>8.46</w:t>
+              <w:t>8.88</w:t>
             </w:r>
           </w:p>
         </w:tc>
@@ -10240,7 +10240,7 @@
               <w:rPr>
                 <w:sz w:val="13"/>
               </w:rPr>
-              <w:t>7.15</w:t>
+              <w:t>7.84</w:t>
             </w:r>
           </w:p>
         </w:tc>
@@ -10254,7 +10254,7 @@
               <w:rPr>
                 <w:sz w:val="13"/>
               </w:rPr>
-              <w:t>8.02</w:t>
+              <w:t>8.29</w:t>
             </w:r>
           </w:p>
         </w:tc>
@@ -10268,7 +10268,7 @@
               <w:rPr>
                 <w:sz w:val="13"/>
               </w:rPr>
-              <w:t>9.56</w:t>
+              <w:t>9.81</w:t>
             </w:r>
           </w:p>
         </w:tc>
@@ -10282,7 +10282,7 @@
               <w:rPr>
                 <w:sz w:val="13"/>
               </w:rPr>
-              <w:t>8.24</w:t>
+              <w:t>8.65</w:t>
             </w:r>
           </w:p>
         </w:tc>
@@ -10298,7 +10298,7 @@
               <w:rPr>
                 <w:sz w:val="13"/>
               </w:rPr>
-              <w:t>Initial pipeline: GPT-2 Medium d1 + Qwen2.5-1.5B d2</w:t>
+              <w:t>Single model, same size: Qwen2.5-1.5B detects + responds</w:t>
             </w:r>
           </w:p>
         </w:tc>
@@ -10326,7 +10326,7 @@
               <w:rPr>
                 <w:sz w:val="13"/>
               </w:rPr>
-              <w:t>7.78</w:t>
+              <w:t>8.02</w:t>
             </w:r>
           </w:p>
         </w:tc>
@@ -10340,7 +10340,7 @@
               <w:rPr>
                 <w:sz w:val="13"/>
               </w:rPr>
-              <w:t>8.29</w:t>
+              <w:t>8.46</w:t>
             </w:r>
           </w:p>
         </w:tc>
@@ -10354,7 +10354,7 @@
               <w:rPr>
                 <w:sz w:val="13"/>
               </w:rPr>
-              <w:t>6.98</w:t>
+              <w:t>7.15</w:t>
             </w:r>
           </w:p>
         </w:tc>
@@ -10368,7 +10368,7 @@
               <w:rPr>
                 <w:sz w:val="13"/>
               </w:rPr>
-              <w:t>7.63</w:t>
+              <w:t>8.02</w:t>
             </w:r>
           </w:p>
         </w:tc>
@@ -10382,7 +10382,7 @@
               <w:rPr>
                 <w:sz w:val="13"/>
               </w:rPr>
-              <w:t>9.5</w:t>
+              <w:t>9.56</w:t>
             </w:r>
           </w:p>
         </w:tc>
@@ -10396,7 +10396,7 @@
               <w:rPr>
                 <w:sz w:val="13"/>
               </w:rPr>
-              <w:t>8.04</w:t>
+              <w:t>8.24</w:t>
             </w:r>
           </w:p>
         </w:tc>
@@ -10412,7 +10412,7 @@
               <w:rPr>
                 <w:sz w:val="13"/>
               </w:rPr>
-              <w:t>Zero-shot Qwen2.5-1.5B (no detector, generic prompt)</w:t>
+              <w:t>Initial pipeline: GPT-2 Medium d1 + Qwen2.5-1.5B d2</w:t>
             </w:r>
           </w:p>
         </w:tc>
@@ -10440,7 +10440,7 @@
               <w:rPr>
                 <w:sz w:val="13"/>
               </w:rPr>
-              <w:t>6.79</w:t>
+              <w:t>7.78</w:t>
             </w:r>
           </w:p>
         </w:tc>
@@ -10454,7 +10454,7 @@
               <w:rPr>
                 <w:sz w:val="13"/>
               </w:rPr>
-              <w:t>8.23</w:t>
+              <w:t>8.29</w:t>
             </w:r>
           </w:p>
         </w:tc>
@@ -10468,7 +10468,7 @@
               <w:rPr>
                 <w:sz w:val="13"/>
               </w:rPr>
-              <w:t>5.98</w:t>
+              <w:t>6.98</w:t>
             </w:r>
           </w:p>
         </w:tc>
@@ -10482,7 +10482,7 @@
               <w:rPr>
                 <w:sz w:val="13"/>
               </w:rPr>
-              <w:t>7.23</w:t>
+              <w:t>7.63</w:t>
             </w:r>
           </w:p>
         </w:tc>
@@ -10496,7 +10496,7 @@
               <w:rPr>
                 <w:sz w:val="13"/>
               </w:rPr>
-              <w:t>9.31</w:t>
+              <w:t>9.5</w:t>
             </w:r>
           </w:p>
         </w:tc>
@@ -10510,7 +10510,7 @@
               <w:rPr>
                 <w:sz w:val="13"/>
               </w:rPr>
-              <w:t>7.51</w:t>
+              <w:t>8.04</w:t>
             </w:r>
           </w:p>
         </w:tc>
@@ -10526,6 +10526,120 @@
               <w:rPr>
                 <w:sz w:val="13"/>
               </w:rPr>
+              <w:t>Zero-shot Qwen2.5-1.5B (no detector, generic prompt)</w:t>
+            </w:r>
+          </w:p>
+        </w:tc>
+        <w:tc>
+          <w:tcPr>
+            <w:tcW w:type="dxa" w:w="1242"/>
+          </w:tcPr>
+          <w:p>
+            <w:r/>
+            <w:r>
+              <w:rPr>
+                <w:sz w:val="13"/>
+              </w:rPr>
+              <w:t>64</w:t>
+            </w:r>
+          </w:p>
+        </w:tc>
+        <w:tc>
+          <w:tcPr>
+            <w:tcW w:type="dxa" w:w="1242"/>
+          </w:tcPr>
+          <w:p>
+            <w:r/>
+            <w:r>
+              <w:rPr>
+                <w:sz w:val="13"/>
+              </w:rPr>
+              <w:t>6.79</w:t>
+            </w:r>
+          </w:p>
+        </w:tc>
+        <w:tc>
+          <w:tcPr>
+            <w:tcW w:type="dxa" w:w="1242"/>
+          </w:tcPr>
+          <w:p>
+            <w:r/>
+            <w:r>
+              <w:rPr>
+                <w:sz w:val="13"/>
+              </w:rPr>
+              <w:t>8.23</w:t>
+            </w:r>
+          </w:p>
+        </w:tc>
+        <w:tc>
+          <w:tcPr>
+            <w:tcW w:type="dxa" w:w="1242"/>
+          </w:tcPr>
+          <w:p>
+            <w:r/>
+            <w:r>
+              <w:rPr>
+                <w:sz w:val="13"/>
+              </w:rPr>
+              <w:t>5.98</w:t>
+            </w:r>
+          </w:p>
+        </w:tc>
+        <w:tc>
+          <w:tcPr>
+            <w:tcW w:type="dxa" w:w="1242"/>
+          </w:tcPr>
+          <w:p>
+            <w:r/>
+            <w:r>
+              <w:rPr>
+                <w:sz w:val="13"/>
+              </w:rPr>
+              <w:t>7.23</w:t>
+            </w:r>
+          </w:p>
+        </w:tc>
+        <w:tc>
+          <w:tcPr>
+            <w:tcW w:type="dxa" w:w="1242"/>
+          </w:tcPr>
+          <w:p>
+            <w:r/>
+            <w:r>
+              <w:rPr>
+                <w:sz w:val="13"/>
+              </w:rPr>
+              <w:t>9.31</w:t>
+            </w:r>
+          </w:p>
+        </w:tc>
+        <w:tc>
+          <w:tcPr>
+            <w:tcW w:type="dxa" w:w="1242"/>
+          </w:tcPr>
+          <w:p>
+            <w:r/>
+            <w:r>
+              <w:rPr>
+                <w:sz w:val="13"/>
+              </w:rPr>
+              <w:t>7.51</w:t>
+            </w:r>
+          </w:p>
+        </w:tc>
+      </w:tr>
+      <w:tr>
+        <w:tc>
+          <w:tcPr>
+            <w:tcW w:type="dxa" w:w="1242"/>
+          </w:tcPr>
+          <w:p>
+            <w:r/>
+            <w:r>
+              <w:rPr>
+                <w:sz w:val="13"/>
+              </w:rPr>
               <w:t>Monolithic LoRA fine-tuned Qwen2.5-1.5B (no detector)</w:t>
             </w:r>
           </w:p>
@@ -10538,11 +10652,9 @@
             <w:r/>
             <w:r>
               <w:rPr>
-                <w:b/>
-                <w:color w:val="B03A00"/>
-                <w:sz w:val="13"/>
-              </w:rPr>
-              <w:t>[[PENDING - AI-judge scores for the corrected fine-tuned baseline]]</w:t>
+                <w:sz w:val="13"/>
+              </w:rPr>
+              <w:t>64</w:t>
             </w:r>
           </w:p>
         </w:tc>
@@ -10554,11 +10666,9 @@
             <w:r/>
             <w:r>
               <w:rPr>
-                <w:b/>
-                <w:color w:val="B03A00"/>
-                <w:sz w:val="13"/>
-              </w:rPr>
-              <w:t>[[PENDING - AI-judge scores for the corrected fine-tuned baseline]]</w:t>
+                <w:sz w:val="13"/>
+              </w:rPr>
+              <w:t>5.69</w:t>
             </w:r>
           </w:p>
         </w:tc>
@@ -10570,11 +10680,9 @@
             <w:r/>
             <w:r>
               <w:rPr>
-                <w:b/>
-                <w:color w:val="B03A00"/>
-                <w:sz w:val="13"/>
-              </w:rPr>
-              <w:t>[[PENDING - AI-judge scores for the corrected fine-tuned baseline]]</w:t>
+                <w:sz w:val="13"/>
+              </w:rPr>
+              <w:t>6.23</w:t>
             </w:r>
           </w:p>
         </w:tc>
@@ -10586,11 +10694,9 @@
             <w:r/>
             <w:r>
               <w:rPr>
-                <w:b/>
-                <w:color w:val="B03A00"/>
-                <w:sz w:val="13"/>
-              </w:rPr>
-              <w:t>[[PENDING - AI-judge scores for the corrected fine-tuned baseline]]</w:t>
+                <w:sz w:val="13"/>
+              </w:rPr>
+              <w:t>3.88</w:t>
             </w:r>
           </w:p>
         </w:tc>
@@ -10602,11 +10708,9 @@
             <w:r/>
             <w:r>
               <w:rPr>
-                <w:b/>
-                <w:color w:val="B03A00"/>
-                <w:sz w:val="13"/>
-              </w:rPr>
-              <w:t>[[PENDING - AI-judge scores for the corrected fine-tuned baseline]]</w:t>
+                <w:sz w:val="13"/>
+              </w:rPr>
+              <w:t>5.33</w:t>
             </w:r>
           </w:p>
         </w:tc>
@@ -10618,11 +10722,9 @@
             <w:r/>
             <w:r>
               <w:rPr>
-                <w:b/>
-                <w:color w:val="B03A00"/>
-                <w:sz w:val="13"/>
-              </w:rPr>
-              <w:t>[[PENDING - AI-judge scores for the corrected fine-tuned baseline]]</w:t>
+                <w:sz w:val="13"/>
+              </w:rPr>
+              <w:t>8.67</w:t>
             </w:r>
           </w:p>
         </w:tc>
@@ -10634,11 +10736,9 @@
             <w:r/>
             <w:r>
               <w:rPr>
-                <w:b/>
-                <w:color w:val="B03A00"/>
-                <w:sz w:val="13"/>
-              </w:rPr>
-              <w:t>[[PENDING - AI-judge scores for the corrected fine-tuned baseline]]</w:t>
+                <w:sz w:val="13"/>
+              </w:rPr>
+              <w:t>5.96</w:t>
             </w:r>
           </w:p>
         </w:tc>
@@ -11122,7 +11222,7 @@
               <w:rPr>
                 <w:sz w:val="13"/>
               </w:rPr>
-              <w:t>Single model, same size: Qwen2.5-1.5B detects + responds</w:t>
+              <w:t>Single model, same generator: Phi-4-mini (4-bit) detects + responds</w:t>
             </w:r>
           </w:p>
         </w:tc>
@@ -11136,7 +11236,7 @@
               <w:rPr>
                 <w:sz w:val="13"/>
               </w:rPr>
-              <w:t>6.92</w:t>
+              <w:t>7.94</w:t>
             </w:r>
           </w:p>
         </w:tc>
@@ -11150,7 +11250,7 @@
               <w:rPr>
                 <w:sz w:val="13"/>
               </w:rPr>
-              <w:t>7.83</w:t>
+              <w:t>8.34</w:t>
             </w:r>
           </w:p>
         </w:tc>
@@ -11164,7 +11264,7 @@
               <w:rPr>
                 <w:sz w:val="13"/>
               </w:rPr>
-              <w:t>9.31</w:t>
+              <w:t>9.72</w:t>
             </w:r>
           </w:p>
         </w:tc>
@@ -11178,7 +11278,7 @@
               <w:rPr>
                 <w:sz w:val="13"/>
               </w:rPr>
-              <w:t>7.38</w:t>
+              <w:t>8.14</w:t>
             </w:r>
           </w:p>
         </w:tc>
@@ -11192,7 +11292,7 @@
               <w:rPr>
                 <w:sz w:val="13"/>
               </w:rPr>
-              <w:t>8.2</w:t>
+              <w:t>8.61</w:t>
             </w:r>
           </w:p>
         </w:tc>
@@ -11206,7 +11306,7 @@
               <w:rPr>
                 <w:sz w:val="13"/>
               </w:rPr>
-              <w:t>9.81</w:t>
+              <w:t>9.94</w:t>
             </w:r>
           </w:p>
         </w:tc>
@@ -11222,7 +11322,7 @@
               <w:rPr>
                 <w:sz w:val="13"/>
               </w:rPr>
-              <w:t>Initial pipeline: GPT-2 Medium d1 + Qwen2.5-1.5B d2</w:t>
+              <w:t>Single model, same size: Qwen2.5-1.5B detects + responds</w:t>
             </w:r>
           </w:p>
         </w:tc>
@@ -11236,7 +11336,7 @@
               <w:rPr>
                 <w:sz w:val="13"/>
               </w:rPr>
-              <w:t>6.78</w:t>
+              <w:t>6.92</w:t>
             </w:r>
           </w:p>
         </w:tc>
@@ -11250,7 +11350,7 @@
               <w:rPr>
                 <w:sz w:val="13"/>
               </w:rPr>
-              <w:t>7.36</w:t>
+              <w:t>7.83</w:t>
             </w:r>
           </w:p>
         </w:tc>
@@ -11264,7 +11364,7 @@
               <w:rPr>
                 <w:sz w:val="13"/>
               </w:rPr>
-              <w:t>9.2</w:t>
+              <w:t>9.31</w:t>
             </w:r>
           </w:p>
         </w:tc>
@@ -11278,7 +11378,7 @@
               <w:rPr>
                 <w:sz w:val="13"/>
               </w:rPr>
-              <w:t>7.17</w:t>
+              <w:t>7.38</w:t>
             </w:r>
           </w:p>
         </w:tc>
@@ -11292,7 +11392,7 @@
               <w:rPr>
                 <w:sz w:val="13"/>
               </w:rPr>
-              <w:t>7.91</w:t>
+              <w:t>8.2</w:t>
             </w:r>
           </w:p>
         </w:tc>
@@ -11306,7 +11406,7 @@
               <w:rPr>
                 <w:sz w:val="13"/>
               </w:rPr>
-              <w:t>9.8</w:t>
+              <w:t>9.81</w:t>
             </w:r>
           </w:p>
         </w:tc>
@@ -11322,6 +11422,106 @@
               <w:rPr>
                 <w:sz w:val="13"/>
               </w:rPr>
+              <w:t>Initial pipeline: GPT-2 Medium d1 + Qwen2.5-1.5B d2</w:t>
+            </w:r>
+          </w:p>
+        </w:tc>
+        <w:tc>
+          <w:tcPr>
+            <w:tcW w:type="dxa" w:w="1419"/>
+          </w:tcPr>
+          <w:p>
+            <w:r/>
+            <w:r>
+              <w:rPr>
+                <w:sz w:val="13"/>
+              </w:rPr>
+              <w:t>6.78</w:t>
+            </w:r>
+          </w:p>
+        </w:tc>
+        <w:tc>
+          <w:tcPr>
+            <w:tcW w:type="dxa" w:w="1419"/>
+          </w:tcPr>
+          <w:p>
+            <w:r/>
+            <w:r>
+              <w:rPr>
+                <w:sz w:val="13"/>
+              </w:rPr>
+              <w:t>7.36</w:t>
+            </w:r>
+          </w:p>
+        </w:tc>
+        <w:tc>
+          <w:tcPr>
+            <w:tcW w:type="dxa" w:w="1419"/>
+          </w:tcPr>
+          <w:p>
+            <w:r/>
+            <w:r>
+              <w:rPr>
+                <w:sz w:val="13"/>
+              </w:rPr>
+              <w:t>9.2</w:t>
+            </w:r>
+          </w:p>
+        </w:tc>
+        <w:tc>
+          <w:tcPr>
+            <w:tcW w:type="dxa" w:w="1419"/>
+          </w:tcPr>
+          <w:p>
+            <w:r/>
+            <w:r>
+              <w:rPr>
+                <w:sz w:val="13"/>
+              </w:rPr>
+              <w:t>7.17</w:t>
+            </w:r>
+          </w:p>
+        </w:tc>
+        <w:tc>
+          <w:tcPr>
+            <w:tcW w:type="dxa" w:w="1419"/>
+          </w:tcPr>
+          <w:p>
+            <w:r/>
+            <w:r>
+              <w:rPr>
+                <w:sz w:val="13"/>
+              </w:rPr>
+              <w:t>7.91</w:t>
+            </w:r>
+          </w:p>
+        </w:tc>
+        <w:tc>
+          <w:tcPr>
+            <w:tcW w:type="dxa" w:w="1419"/>
+          </w:tcPr>
+          <w:p>
+            <w:r/>
+            <w:r>
+              <w:rPr>
+                <w:sz w:val="13"/>
+              </w:rPr>
+              <w:t>9.8</w:t>
+            </w:r>
+          </w:p>
+        </w:tc>
+      </w:tr>
+      <w:tr>
+        <w:tc>
+          <w:tcPr>
+            <w:tcW w:type="dxa" w:w="1419"/>
+          </w:tcPr>
+          <w:p>
+            <w:r/>
+            <w:r>
+              <w:rPr>
+                <w:sz w:val="13"/>
+              </w:rPr>
               <w:t>Zero-shot Qwen2.5-1.5B (no detector, generic prompt)</w:t>
             </w:r>
           </w:p>
@@ -11407,6 +11607,106 @@
                 <w:sz w:val="13"/>
               </w:rPr>
               <w:t>9.78</w:t>
+            </w:r>
+          </w:p>
+        </w:tc>
+      </w:tr>
+      <w:tr>
+        <w:tc>
+          <w:tcPr>
+            <w:tcW w:type="dxa" w:w="1419"/>
+          </w:tcPr>
+          <w:p>
+            <w:r/>
+            <w:r>
+              <w:rPr>
+                <w:sz w:val="13"/>
+              </w:rPr>
+              <w:t>Monolithic LoRA fine-tuned Qwen2.5-1.5B (no detector)</w:t>
+            </w:r>
+          </w:p>
+        </w:tc>
+        <w:tc>
+          <w:tcPr>
+            <w:tcW w:type="dxa" w:w="1419"/>
+          </w:tcPr>
+          <w:p>
+            <w:r/>
+            <w:r>
+              <w:rPr>
+                <w:sz w:val="13"/>
+              </w:rPr>
+              <w:t>3.89</w:t>
+            </w:r>
+          </w:p>
+        </w:tc>
+        <w:tc>
+          <w:tcPr>
+            <w:tcW w:type="dxa" w:w="1419"/>
+          </w:tcPr>
+          <w:p>
+            <w:r/>
+            <w:r>
+              <w:rPr>
+                <w:sz w:val="13"/>
+              </w:rPr>
+              <w:t>5.14</w:t>
+            </w:r>
+          </w:p>
+        </w:tc>
+        <w:tc>
+          <w:tcPr>
+            <w:tcW w:type="dxa" w:w="1419"/>
+          </w:tcPr>
+          <w:p>
+            <w:r/>
+            <w:r>
+              <w:rPr>
+                <w:sz w:val="13"/>
+              </w:rPr>
+              <w:t>8.03</w:t>
+            </w:r>
+          </w:p>
+        </w:tc>
+        <w:tc>
+          <w:tcPr>
+            <w:tcW w:type="dxa" w:w="1419"/>
+          </w:tcPr>
+          <w:p>
+            <w:r/>
+            <w:r>
+              <w:rPr>
+                <w:sz w:val="13"/>
+              </w:rPr>
+              <w:t>3.86</w:t>
+            </w:r>
+          </w:p>
+        </w:tc>
+        <w:tc>
+          <w:tcPr>
+            <w:tcW w:type="dxa" w:w="1419"/>
+          </w:tcPr>
+          <w:p>
+            <w:r/>
+            <w:r>
+              <w:rPr>
+                <w:sz w:val="13"/>
+              </w:rPr>
+              <w:t>5.52</w:t>
+            </w:r>
+          </w:p>
+        </w:tc>
+        <w:tc>
+          <w:tcPr>
+            <w:tcW w:type="dxa" w:w="1419"/>
+          </w:tcPr>
+          <w:p>
+            <w:r/>
+            <w:r>
+              <w:rPr>
+                <w:sz w:val="13"/>
+              </w:rPr>
+              <w:t>9.31</w:t>
             </w:r>
           </w:p>
         </w:tc>

--- a/writing/Chapter 5 - 5.1 Performance Evaluation/WRITING_GUIDE.docx
+++ b/writing/Chapter 5 - 5.1 Performance Evaluation/WRITING_GUIDE.docx
@@ -8949,7 +8949,7 @@
               <w:rPr>
                 <w:sz w:val="13"/>
               </w:rPr>
-              <w:t>rag_pipeline</w:t>
+              <w:t>fine_tuned_fixed</w:t>
             </w:r>
           </w:p>
         </w:tc>
@@ -8977,7 +8977,7 @@
               <w:rPr>
                 <w:sz w:val="13"/>
               </w:rPr>
-              <w:t>12.6</w:t>
+              <w:t>17.35</w:t>
             </w:r>
           </w:p>
         </w:tc>
@@ -8991,7 +8991,7 @@
               <w:rPr>
                 <w:sz w:val="13"/>
               </w:rPr>
-              <w:t>53.62</w:t>
+              <w:t>56.09</w:t>
             </w:r>
           </w:p>
         </w:tc>
@@ -9005,7 +9005,7 @@
               <w:rPr>
                 <w:sz w:val="13"/>
               </w:rPr>
-              <w:t>76.91</w:t>
+              <w:t>78.16</w:t>
             </w:r>
           </w:p>
         </w:tc>
@@ -9019,7 +9019,7 @@
               <w:rPr>
                 <w:sz w:val="13"/>
               </w:rPr>
-              <w:t>26.7</w:t>
+              <w:t>9.7</w:t>
             </w:r>
           </w:p>
         </w:tc>
@@ -9033,7 +9033,7 @@
               <w:rPr>
                 <w:sz w:val="13"/>
               </w:rPr>
-              <w:t>is there anything specific about</w:t>
+              <w:t>how long have you been</w:t>
             </w:r>
           </w:p>
         </w:tc>
@@ -9047,7 +9047,7 @@
               <w:rPr>
                 <w:sz w:val="13"/>
               </w:rPr>
-              <w:t>25</w:t>
+              <w:t>4</w:t>
             </w:r>
           </w:p>
         </w:tc>
@@ -9063,7 +9063,7 @@
               <w:rPr>
                 <w:sz w:val="13"/>
               </w:rPr>
-              <w:t>single_model_same_size</w:t>
+              <w:t>rag_pipeline</w:t>
             </w:r>
           </w:p>
         </w:tc>
@@ -9091,7 +9091,7 @@
               <w:rPr>
                 <w:sz w:val="13"/>
               </w:rPr>
-              <w:t>11.35</w:t>
+              <w:t>12.6</w:t>
             </w:r>
           </w:p>
         </w:tc>
@@ -9105,7 +9105,7 @@
               <w:rPr>
                 <w:sz w:val="13"/>
               </w:rPr>
-              <w:t>50.5</w:t>
+              <w:t>53.62</w:t>
             </w:r>
           </w:p>
         </w:tc>
@@ -9119,7 +9119,7 @@
               <w:rPr>
                 <w:sz w:val="13"/>
               </w:rPr>
-              <w:t>73.68</w:t>
+              <w:t>76.91</w:t>
             </w:r>
           </w:p>
         </w:tc>
@@ -9133,7 +9133,7 @@
               <w:rPr>
                 <w:sz w:val="13"/>
               </w:rPr>
-              <w:t>35</w:t>
+              <w:t>26.7</w:t>
             </w:r>
           </w:p>
         </w:tc>
@@ -9161,7 +9161,7 @@
               <w:rPr>
                 <w:sz w:val="13"/>
               </w:rPr>
-              <w:t>23</w:t>
+              <w:t>25</w:t>
             </w:r>
           </w:p>
         </w:tc>
@@ -9177,7 +9177,7 @@
               <w:rPr>
                 <w:sz w:val="13"/>
               </w:rPr>
-              <w:t>prompt_engineered_pipeline</w:t>
+              <w:t>single_model_same_size</w:t>
             </w:r>
           </w:p>
         </w:tc>
@@ -9205,7 +9205,7 @@
               <w:rPr>
                 <w:sz w:val="13"/>
               </w:rPr>
-              <w:t>11.91</w:t>
+              <w:t>11.35</w:t>
             </w:r>
           </w:p>
         </w:tc>
@@ -9219,7 +9219,7 @@
               <w:rPr>
                 <w:sz w:val="13"/>
               </w:rPr>
-              <w:t>49.49</w:t>
+              <w:t>50.5</w:t>
             </w:r>
           </w:p>
         </w:tc>
@@ -9233,7 +9233,7 @@
               <w:rPr>
                 <w:sz w:val="13"/>
               </w:rPr>
-              <w:t>72.43</w:t>
+              <w:t>73.68</w:t>
             </w:r>
           </w:p>
         </w:tc>
@@ -9247,7 +9247,7 @@
               <w:rPr>
                 <w:sz w:val="13"/>
               </w:rPr>
-              <w:t>23.7</w:t>
+              <w:t>35</w:t>
             </w:r>
           </w:p>
         </w:tc>
@@ -9261,7 +9261,7 @@
               <w:rPr>
                 <w:sz w:val="13"/>
               </w:rPr>
-              <w:t>what would you like to</w:t>
+              <w:t>is there anything specific about</w:t>
             </w:r>
           </w:p>
         </w:tc>
@@ -9275,7 +9275,7 @@
               <w:rPr>
                 <w:sz w:val="13"/>
               </w:rPr>
-              <w:t>21</w:t>
+              <w:t>23</w:t>
             </w:r>
           </w:p>
         </w:tc>
@@ -9291,7 +9291,7 @@
               <w:rPr>
                 <w:sz w:val="13"/>
               </w:rPr>
-              <w:t>two_stage_phi</w:t>
+              <w:t>prompt_engineered_pipeline</w:t>
             </w:r>
           </w:p>
         </w:tc>
@@ -9319,7 +9319,7 @@
               <w:rPr>
                 <w:sz w:val="13"/>
               </w:rPr>
-              <w:t>11.5</w:t>
+              <w:t>11.91</w:t>
             </w:r>
           </w:p>
         </w:tc>
@@ -9333,7 +9333,7 @@
               <w:rPr>
                 <w:sz w:val="13"/>
               </w:rPr>
-              <w:t>47.84</w:t>
+              <w:t>49.49</w:t>
             </w:r>
           </w:p>
         </w:tc>
@@ -9347,7 +9347,7 @@
               <w:rPr>
                 <w:sz w:val="13"/>
               </w:rPr>
-              <w:t>71.54</w:t>
+              <w:t>72.43</w:t>
             </w:r>
           </w:p>
         </w:tc>
@@ -9361,7 +9361,7 @@
               <w:rPr>
                 <w:sz w:val="13"/>
               </w:rPr>
-              <w:t>58.7</w:t>
+              <w:t>23.7</w:t>
             </w:r>
           </w:p>
         </w:tc>
@@ -9375,7 +9375,7 @@
               <w:rPr>
                 <w:sz w:val="13"/>
               </w:rPr>
-              <w:t>how are you feeling right</w:t>
+              <w:t>what would you like to</w:t>
             </w:r>
           </w:p>
         </w:tc>
@@ -9389,7 +9389,7 @@
               <w:rPr>
                 <w:sz w:val="13"/>
               </w:rPr>
-              <w:t>49</w:t>
+              <w:t>21</w:t>
             </w:r>
           </w:p>
         </w:tc>
@@ -9405,6 +9405,120 @@
               <w:rPr>
                 <w:sz w:val="13"/>
               </w:rPr>
+              <w:t>two_stage_phi</w:t>
+            </w:r>
+          </w:p>
+        </w:tc>
+        <w:tc>
+          <w:tcPr>
+            <w:tcW w:type="dxa" w:w="1242"/>
+          </w:tcPr>
+          <w:p>
+            <w:r/>
+            <w:r>
+              <w:rPr>
+                <w:sz w:val="13"/>
+              </w:rPr>
+              <w:t>300</w:t>
+            </w:r>
+          </w:p>
+        </w:tc>
+        <w:tc>
+          <w:tcPr>
+            <w:tcW w:type="dxa" w:w="1242"/>
+          </w:tcPr>
+          <w:p>
+            <w:r/>
+            <w:r>
+              <w:rPr>
+                <w:sz w:val="13"/>
+              </w:rPr>
+              <w:t>11.5</w:t>
+            </w:r>
+          </w:p>
+        </w:tc>
+        <w:tc>
+          <w:tcPr>
+            <w:tcW w:type="dxa" w:w="1242"/>
+          </w:tcPr>
+          <w:p>
+            <w:r/>
+            <w:r>
+              <w:rPr>
+                <w:sz w:val="13"/>
+              </w:rPr>
+              <w:t>47.84</w:t>
+            </w:r>
+          </w:p>
+        </w:tc>
+        <w:tc>
+          <w:tcPr>
+            <w:tcW w:type="dxa" w:w="1242"/>
+          </w:tcPr>
+          <w:p>
+            <w:r/>
+            <w:r>
+              <w:rPr>
+                <w:sz w:val="13"/>
+              </w:rPr>
+              <w:t>71.54</w:t>
+            </w:r>
+          </w:p>
+        </w:tc>
+        <w:tc>
+          <w:tcPr>
+            <w:tcW w:type="dxa" w:w="1242"/>
+          </w:tcPr>
+          <w:p>
+            <w:r/>
+            <w:r>
+              <w:rPr>
+                <w:sz w:val="13"/>
+              </w:rPr>
+              <w:t>58.7</w:t>
+            </w:r>
+          </w:p>
+        </w:tc>
+        <w:tc>
+          <w:tcPr>
+            <w:tcW w:type="dxa" w:w="1242"/>
+          </w:tcPr>
+          <w:p>
+            <w:r/>
+            <w:r>
+              <w:rPr>
+                <w:sz w:val="13"/>
+              </w:rPr>
+              <w:t>how are you feeling right</w:t>
+            </w:r>
+          </w:p>
+        </w:tc>
+        <w:tc>
+          <w:tcPr>
+            <w:tcW w:type="dxa" w:w="1242"/>
+          </w:tcPr>
+          <w:p>
+            <w:r/>
+            <w:r>
+              <w:rPr>
+                <w:sz w:val="13"/>
+              </w:rPr>
+              <w:t>49</w:t>
+            </w:r>
+          </w:p>
+        </w:tc>
+      </w:tr>
+      <w:tr>
+        <w:tc>
+          <w:tcPr>
+            <w:tcW w:type="dxa" w:w="1242"/>
+          </w:tcPr>
+          <w:p>
+            <w:r/>
+            <w:r>
+              <w:rPr>
+                <w:sz w:val="13"/>
+              </w:rPr>
               <w:t>single_model_bigger</w:t>
             </w:r>
           </w:p>
@@ -9504,6 +9618,120 @@
                 <w:sz w:val="13"/>
               </w:rPr>
               <w:t>67</w:t>
+            </w:r>
+          </w:p>
+        </w:tc>
+      </w:tr>
+      <w:tr>
+        <w:tc>
+          <w:tcPr>
+            <w:tcW w:type="dxa" w:w="1242"/>
+          </w:tcPr>
+          <w:p>
+            <w:r/>
+            <w:r>
+              <w:rPr>
+                <w:sz w:val="13"/>
+              </w:rPr>
+              <w:t>single_model_phi</w:t>
+            </w:r>
+          </w:p>
+        </w:tc>
+        <w:tc>
+          <w:tcPr>
+            <w:tcW w:type="dxa" w:w="1242"/>
+          </w:tcPr>
+          <w:p>
+            <w:r/>
+            <w:r>
+              <w:rPr>
+                <w:sz w:val="13"/>
+              </w:rPr>
+              <w:t>300</w:t>
+            </w:r>
+          </w:p>
+        </w:tc>
+        <w:tc>
+          <w:tcPr>
+            <w:tcW w:type="dxa" w:w="1242"/>
+          </w:tcPr>
+          <w:p>
+            <w:r/>
+            <w:r>
+              <w:rPr>
+                <w:sz w:val="13"/>
+              </w:rPr>
+              <w:t>8.62</w:t>
+            </w:r>
+          </w:p>
+        </w:tc>
+        <w:tc>
+          <w:tcPr>
+            <w:tcW w:type="dxa" w:w="1242"/>
+          </w:tcPr>
+          <w:p>
+            <w:r/>
+            <w:r>
+              <w:rPr>
+                <w:sz w:val="13"/>
+              </w:rPr>
+              <w:t>39.12</w:t>
+            </w:r>
+          </w:p>
+        </w:tc>
+        <w:tc>
+          <w:tcPr>
+            <w:tcW w:type="dxa" w:w="1242"/>
+          </w:tcPr>
+          <w:p>
+            <w:r/>
+            <w:r>
+              <w:rPr>
+                <w:sz w:val="13"/>
+              </w:rPr>
+              <w:t>62.4</w:t>
+            </w:r>
+          </w:p>
+        </w:tc>
+        <w:tc>
+          <w:tcPr>
+            <w:tcW w:type="dxa" w:w="1242"/>
+          </w:tcPr>
+          <w:p>
+            <w:r/>
+            <w:r>
+              <w:rPr>
+                <w:sz w:val="13"/>
+              </w:rPr>
+              <w:t>72.3</w:t>
+            </w:r>
+          </w:p>
+        </w:tc>
+        <w:tc>
+          <w:tcPr>
+            <w:tcW w:type="dxa" w:w="1242"/>
+          </w:tcPr>
+          <w:p>
+            <w:r/>
+            <w:r>
+              <w:rPr>
+                <w:sz w:val="13"/>
+              </w:rPr>
+              <w:t>it's completely normal to feel</w:t>
+            </w:r>
+          </w:p>
+        </w:tc>
+        <w:tc>
+          <w:tcPr>
+            <w:tcW w:type="dxa" w:w="1242"/>
+          </w:tcPr>
+          <w:p>
+            <w:r/>
+            <w:r>
+              <w:rPr>
+                <w:sz w:val="13"/>
+              </w:rPr>
+              <w:t>65</w:t>
             </w:r>
           </w:p>
         </w:tc>

--- a/writing/Chapter 5 - 5.1 Performance Evaluation/WRITING_GUIDE.docx
+++ b/writing/Chapter 5 - 5.1 Performance Evaluation/WRITING_GUIDE.docx
@@ -18,10 +18,10 @@
         <w:rPr>
           <w:b/>
         </w:rPr>
-        <w:t>Update (14 Sep 2026): AI-judge scores for all 7 systems are in.</w:t>
+        <w:t>Update (14 Sep 2026): AI-judge scores for all 8 systems are in.</w:t>
       </w:r>
       <w:r>
-        <w:t xml:space="preserve"> The panel is now two judges (Nemotron 3 Ultra + gpt-oss-120b) because Mistral Large became unavailable. Judge numbers in the draft below are from the earlier three-judge, five-system run and are superseded - use </w:t>
+        <w:t xml:space="preserve"> The AI-judge panel is two judges (Nemotron 3 Ultra + gpt-oss-120b), and every judge number in the draft below is superseded - use </w:t>
       </w:r>
       <w:r>
         <w:rPr>
@@ -9862,7 +9862,7 @@
     </w:p>
     <w:p>
       <w:r>
-        <w:t xml:space="preserve">Three AI judges, Nemotron 3 Ultra, Mistral Large and gpt-oss-120b (selection rationale in Section 4.1.5.1), score each reply blind from 1 to 10 for empathy, relevance and safety, on a stratified sample of 64 conversations (two per emotion, the shortest and longest message). Table 5.7 reports the results. Among the systems already judged, the larger single model has the highest average (9.02), followed by the same-size single model (8.38), the initial pipeline (8.23), zero-shot (7.73) and the fine-tuned model (4.44). </w:t>
+        <w:t xml:space="preserve">Two AI judges, Nemotron 3 Ultra and gpt-oss-120b (selection rationale in Section 4.1.5.1), score each reply blind from 1 to 10 for empathy, relevance and safety, on a stratified sample of 64 conversations (two per emotion, the shortest and longest message). Table 5.7 reports the results. Among the systems already judged, the larger single model has the highest average (9.02), followed by the same-size single model (8.38), the initial pipeline (8.23), zero-shot (7.73) and the fine-tuned model (4.44). </w:t>
       </w:r>
       <w:r>
         <w:rPr>

--- a/writing/Chapter 5 - 5.1 Performance Evaluation/WRITING_GUIDE.docx
+++ b/writing/Chapter 5 - 5.1 Performance Evaluation/WRITING_GUIDE.docx
@@ -11977,16 +11977,15 @@
         <w:tblLook w:firstColumn="1" w:firstRow="1" w:lastColumn="0" w:lastRow="0" w:noHBand="0" w:noVBand="1" w:val="04A0"/>
       </w:tblPr>
       <w:tblGrid>
-        <w:gridCol w:w="1987"/>
-        <w:gridCol w:w="1987"/>
-        <w:gridCol w:w="1987"/>
-        <w:gridCol w:w="1987"/>
-        <w:gridCol w:w="1987"/>
+        <w:gridCol w:w="2484"/>
+        <w:gridCol w:w="2484"/>
+        <w:gridCol w:w="2484"/>
+        <w:gridCol w:w="2484"/>
       </w:tblGrid>
       <w:tr>
         <w:tc>
           <w:tcPr>
-            <w:tcW w:type="dxa" w:w="1987"/>
+            <w:tcW w:type="dxa" w:w="2484"/>
             <w:shd w:val="clear" w:color="auto" w:fill="E3EEFB"/>
           </w:tcPr>
           <w:p>
@@ -12000,13 +11999,13 @@
                 <w:b/>
                 <w:sz w:val="16"/>
               </w:rPr>
-              <w:t>item_number</w:t>
-            </w:r>
-          </w:p>
-        </w:tc>
-        <w:tc>
-          <w:tcPr>
-            <w:tcW w:type="dxa" w:w="1987"/>
+              <w:t>Item</w:t>
+            </w:r>
+          </w:p>
+        </w:tc>
+        <w:tc>
+          <w:tcPr>
+            <w:tcW w:type="dxa" w:w="2484"/>
             <w:shd w:val="clear" w:color="auto" w:fill="E3EEFB"/>
           </w:tcPr>
           <w:p>
@@ -12020,13 +12019,13 @@
                 <w:b/>
                 <w:sz w:val="16"/>
               </w:rPr>
-              <w:t>gold_emotion</w:t>
-            </w:r>
-          </w:p>
-        </w:tc>
-        <w:tc>
-          <w:tcPr>
-            <w:tcW w:type="dxa" w:w="1987"/>
+              <w:t>Emotion</w:t>
+            </w:r>
+          </w:p>
+        </w:tc>
+        <w:tc>
+          <w:tcPr>
+            <w:tcW w:type="dxa" w:w="2484"/>
             <w:shd w:val="clear" w:color="auto" w:fill="E3EEFB"/>
           </w:tcPr>
           <w:p>
@@ -12040,13 +12039,13 @@
                 <w:b/>
                 <w:sz w:val="16"/>
               </w:rPr>
-              <w:t>is_attention_check</w:t>
-            </w:r>
-          </w:p>
-        </w:tc>
-        <w:tc>
-          <w:tcPr>
-            <w:tcW w:type="dxa" w:w="1987"/>
+              <w:t>Scored by the AI judges</w:t>
+            </w:r>
+          </w:p>
+        </w:tc>
+        <w:tc>
+          <w:tcPr>
+            <w:tcW w:type="dxa" w:w="2484"/>
             <w:shd w:val="clear" w:color="auto" w:fill="E3EEFB"/>
           </w:tcPr>
           <w:p>
@@ -12060,27 +12059,7 @@
                 <w:b/>
                 <w:sz w:val="16"/>
               </w:rPr>
-              <w:t>ai_judge_scored</w:t>
-            </w:r>
-          </w:p>
-        </w:tc>
-        <w:tc>
-          <w:tcPr>
-            <w:tcW w:type="dxa" w:w="1987"/>
-            <w:shd w:val="clear" w:color="auto" w:fill="E3EEFB"/>
-          </w:tcPr>
-          <w:p>
-            <w:r>
-              <w:rPr>
-                <w:b/>
-              </w:rPr>
-            </w:r>
-            <w:r>
-              <w:rPr>
-                <w:b/>
-                <w:sz w:val="16"/>
-              </w:rPr>
-              <w:t>student_situation</w:t>
+              <w:t>Situation type</w:t>
             </w:r>
           </w:p>
         </w:tc>
@@ -12088,7 +12067,7 @@
       <w:tr>
         <w:tc>
           <w:tcPr>
-            <w:tcW w:type="dxa" w:w="1987"/>
+            <w:tcW w:type="dxa" w:w="2484"/>
           </w:tcPr>
           <w:p>
             <w:r/>
@@ -12102,35 +12081,21 @@
         </w:tc>
         <w:tc>
           <w:tcPr>
-            <w:tcW w:type="dxa" w:w="1987"/>
-          </w:tcPr>
-          <w:p>
-            <w:r/>
-            <w:r>
-              <w:rPr>
-                <w:sz w:val="16"/>
-              </w:rPr>
-              <w:t>joyful</w:t>
-            </w:r>
-          </w:p>
-        </w:tc>
-        <w:tc>
-          <w:tcPr>
-            <w:tcW w:type="dxa" w:w="1987"/>
-          </w:tcPr>
-          <w:p>
-            <w:r/>
-            <w:r>
-              <w:rPr>
-                <w:sz w:val="16"/>
-              </w:rPr>
-              <w:t>False</w:t>
-            </w:r>
-          </w:p>
-        </w:tc>
-        <w:tc>
-          <w:tcPr>
-            <w:tcW w:type="dxa" w:w="1987"/>
+            <w:tcW w:type="dxa" w:w="2484"/>
+          </w:tcPr>
+          <w:p>
+            <w:r/>
+            <w:r>
+              <w:rPr>
+                <w:sz w:val="16"/>
+              </w:rPr>
+              <w:t>anxious</w:t>
+            </w:r>
+          </w:p>
+        </w:tc>
+        <w:tc>
+          <w:tcPr>
+            <w:tcW w:type="dxa" w:w="2484"/>
           </w:tcPr>
           <w:p>
             <w:r/>
@@ -12144,15 +12109,15 @@
         </w:tc>
         <w:tc>
           <w:tcPr>
-            <w:tcW w:type="dxa" w:w="1987"/>
-          </w:tcPr>
-          <w:p>
-            <w:r/>
-            <w:r>
-              <w:rPr>
-                <w:sz w:val="16"/>
-              </w:rPr>
-              <w:t>False</w:t>
+            <w:tcW w:type="dxa" w:w="2484"/>
+          </w:tcPr>
+          <w:p>
+            <w:r/>
+            <w:r>
+              <w:rPr>
+                <w:sz w:val="16"/>
+              </w:rPr>
+              <w:t>core supportive emotion</w:t>
             </w:r>
           </w:p>
         </w:tc>
@@ -12160,7 +12125,7 @@
       <w:tr>
         <w:tc>
           <w:tcPr>
-            <w:tcW w:type="dxa" w:w="1987"/>
+            <w:tcW w:type="dxa" w:w="2484"/>
           </w:tcPr>
           <w:p>
             <w:r/>
@@ -12174,49 +12139,21 @@
         </w:tc>
         <w:tc>
           <w:tcPr>
-            <w:tcW w:type="dxa" w:w="1987"/>
-          </w:tcPr>
-          <w:p>
-            <w:r/>
-            <w:r>
-              <w:rPr>
-                <w:sz w:val="16"/>
-              </w:rPr>
-              <w:t>nostalgic</w:t>
-            </w:r>
-          </w:p>
-        </w:tc>
-        <w:tc>
-          <w:tcPr>
-            <w:tcW w:type="dxa" w:w="1987"/>
-          </w:tcPr>
-          <w:p>
-            <w:r/>
-            <w:r>
-              <w:rPr>
-                <w:sz w:val="16"/>
-              </w:rPr>
-              <w:t>True</w:t>
-            </w:r>
-          </w:p>
-        </w:tc>
-        <w:tc>
-          <w:tcPr>
-            <w:tcW w:type="dxa" w:w="1987"/>
-          </w:tcPr>
-          <w:p>
-            <w:r/>
-            <w:r>
-              <w:rPr>
-                <w:sz w:val="16"/>
-              </w:rPr>
-              <w:t>True</w:t>
-            </w:r>
-          </w:p>
-        </w:tc>
-        <w:tc>
-          <w:tcPr>
-            <w:tcW w:type="dxa" w:w="1987"/>
+            <w:tcW w:type="dxa" w:w="2484"/>
+          </w:tcPr>
+          <w:p>
+            <w:r/>
+            <w:r>
+              <w:rPr>
+                <w:sz w:val="16"/>
+              </w:rPr>
+              <w:t>anticipating</w:t>
+            </w:r>
+          </w:p>
+        </w:tc>
+        <w:tc>
+          <w:tcPr>
+            <w:tcW w:type="dxa" w:w="2484"/>
           </w:tcPr>
           <w:p>
             <w:r/>
@@ -12225,6 +12162,20 @@
                 <w:sz w:val="16"/>
               </w:rPr>
               <w:t>False</w:t>
+            </w:r>
+          </w:p>
+        </w:tc>
+        <w:tc>
+          <w:tcPr>
+            <w:tcW w:type="dxa" w:w="2484"/>
+          </w:tcPr>
+          <w:p>
+            <w:r/>
+            <w:r>
+              <w:rPr>
+                <w:sz w:val="16"/>
+              </w:rPr>
+              <w:t>student situation</w:t>
             </w:r>
           </w:p>
         </w:tc>
@@ -12232,7 +12183,7 @@
       <w:tr>
         <w:tc>
           <w:tcPr>
-            <w:tcW w:type="dxa" w:w="1987"/>
+            <w:tcW w:type="dxa" w:w="2484"/>
           </w:tcPr>
           <w:p>
             <w:r/>
@@ -12246,35 +12197,21 @@
         </w:tc>
         <w:tc>
           <w:tcPr>
-            <w:tcW w:type="dxa" w:w="1987"/>
-          </w:tcPr>
-          <w:p>
-            <w:r/>
-            <w:r>
-              <w:rPr>
-                <w:sz w:val="16"/>
-              </w:rPr>
-              <w:t>faithful</w:t>
-            </w:r>
-          </w:p>
-        </w:tc>
-        <w:tc>
-          <w:tcPr>
-            <w:tcW w:type="dxa" w:w="1987"/>
-          </w:tcPr>
-          <w:p>
-            <w:r/>
-            <w:r>
-              <w:rPr>
-                <w:sz w:val="16"/>
-              </w:rPr>
-              <w:t>False</w:t>
-            </w:r>
-          </w:p>
-        </w:tc>
-        <w:tc>
-          <w:tcPr>
-            <w:tcW w:type="dxa" w:w="1987"/>
+            <w:tcW w:type="dxa" w:w="2484"/>
+          </w:tcPr>
+          <w:p>
+            <w:r/>
+            <w:r>
+              <w:rPr>
+                <w:sz w:val="16"/>
+              </w:rPr>
+              <w:t>content</w:t>
+            </w:r>
+          </w:p>
+        </w:tc>
+        <w:tc>
+          <w:tcPr>
+            <w:tcW w:type="dxa" w:w="2484"/>
           </w:tcPr>
           <w:p>
             <w:r/>
@@ -12288,15 +12225,15 @@
         </w:tc>
         <w:tc>
           <w:tcPr>
-            <w:tcW w:type="dxa" w:w="1987"/>
-          </w:tcPr>
-          <w:p>
-            <w:r/>
-            <w:r>
-              <w:rPr>
-                <w:sz w:val="16"/>
-              </w:rPr>
-              <w:t>False</w:t>
+            <w:tcW w:type="dxa" w:w="2484"/>
+          </w:tcPr>
+          <w:p>
+            <w:r/>
+            <w:r>
+              <w:rPr>
+                <w:sz w:val="16"/>
+              </w:rPr>
+              <w:t>positive emotion</w:t>
             </w:r>
           </w:p>
         </w:tc>
@@ -12304,7 +12241,7 @@
       <w:tr>
         <w:tc>
           <w:tcPr>
-            <w:tcW w:type="dxa" w:w="1987"/>
+            <w:tcW w:type="dxa" w:w="2484"/>
           </w:tcPr>
           <w:p>
             <w:r/>
@@ -12318,21 +12255,21 @@
         </w:tc>
         <w:tc>
           <w:tcPr>
-            <w:tcW w:type="dxa" w:w="1987"/>
-          </w:tcPr>
-          <w:p>
-            <w:r/>
-            <w:r>
-              <w:rPr>
-                <w:sz w:val="16"/>
-              </w:rPr>
-              <w:t>angry</w:t>
-            </w:r>
-          </w:p>
-        </w:tc>
-        <w:tc>
-          <w:tcPr>
-            <w:tcW w:type="dxa" w:w="1987"/>
+            <w:tcW w:type="dxa" w:w="2484"/>
+          </w:tcPr>
+          <w:p>
+            <w:r/>
+            <w:r>
+              <w:rPr>
+                <w:sz w:val="16"/>
+              </w:rPr>
+              <w:t>prepared</w:t>
+            </w:r>
+          </w:p>
+        </w:tc>
+        <w:tc>
+          <w:tcPr>
+            <w:tcW w:type="dxa" w:w="2484"/>
           </w:tcPr>
           <w:p>
             <w:r/>
@@ -12346,29 +12283,15 @@
         </w:tc>
         <w:tc>
           <w:tcPr>
-            <w:tcW w:type="dxa" w:w="1987"/>
-          </w:tcPr>
-          <w:p>
-            <w:r/>
-            <w:r>
-              <w:rPr>
-                <w:sz w:val="16"/>
-              </w:rPr>
-              <w:t>True</w:t>
-            </w:r>
-          </w:p>
-        </w:tc>
-        <w:tc>
-          <w:tcPr>
-            <w:tcW w:type="dxa" w:w="1987"/>
-          </w:tcPr>
-          <w:p>
-            <w:r/>
-            <w:r>
-              <w:rPr>
-                <w:sz w:val="16"/>
-              </w:rPr>
-              <w:t>False</w:t>
+            <w:tcW w:type="dxa" w:w="2484"/>
+          </w:tcPr>
+          <w:p>
+            <w:r/>
+            <w:r>
+              <w:rPr>
+                <w:sz w:val="16"/>
+              </w:rPr>
+              <w:t>student situation</w:t>
             </w:r>
           </w:p>
         </w:tc>
@@ -12376,7 +12299,7 @@
       <w:tr>
         <w:tc>
           <w:tcPr>
-            <w:tcW w:type="dxa" w:w="1987"/>
+            <w:tcW w:type="dxa" w:w="2484"/>
           </w:tcPr>
           <w:p>
             <w:r/>
@@ -12390,49 +12313,21 @@
         </w:tc>
         <w:tc>
           <w:tcPr>
-            <w:tcW w:type="dxa" w:w="1987"/>
-          </w:tcPr>
-          <w:p>
-            <w:r/>
-            <w:r>
-              <w:rPr>
-                <w:sz w:val="16"/>
-              </w:rPr>
-              <w:t>prepared</w:t>
-            </w:r>
-          </w:p>
-        </w:tc>
-        <w:tc>
-          <w:tcPr>
-            <w:tcW w:type="dxa" w:w="1987"/>
-          </w:tcPr>
-          <w:p>
-            <w:r/>
-            <w:r>
-              <w:rPr>
-                <w:sz w:val="16"/>
-              </w:rPr>
-              <w:t>False</w:t>
-            </w:r>
-          </w:p>
-        </w:tc>
-        <w:tc>
-          <w:tcPr>
-            <w:tcW w:type="dxa" w:w="1987"/>
-          </w:tcPr>
-          <w:p>
-            <w:r/>
-            <w:r>
-              <w:rPr>
-                <w:sz w:val="16"/>
-              </w:rPr>
-              <w:t>False</w:t>
-            </w:r>
-          </w:p>
-        </w:tc>
-        <w:tc>
-          <w:tcPr>
-            <w:tcW w:type="dxa" w:w="1987"/>
+            <w:tcW w:type="dxa" w:w="2484"/>
+          </w:tcPr>
+          <w:p>
+            <w:r/>
+            <w:r>
+              <w:rPr>
+                <w:sz w:val="16"/>
+              </w:rPr>
+              <w:t>lonely</w:t>
+            </w:r>
+          </w:p>
+        </w:tc>
+        <w:tc>
+          <w:tcPr>
+            <w:tcW w:type="dxa" w:w="2484"/>
           </w:tcPr>
           <w:p>
             <w:r/>
@@ -12441,6 +12336,20 @@
                 <w:sz w:val="16"/>
               </w:rPr>
               <w:t>True</w:t>
+            </w:r>
+          </w:p>
+        </w:tc>
+        <w:tc>
+          <w:tcPr>
+            <w:tcW w:type="dxa" w:w="2484"/>
+          </w:tcPr>
+          <w:p>
+            <w:r/>
+            <w:r>
+              <w:rPr>
+                <w:sz w:val="16"/>
+              </w:rPr>
+              <w:t>core supportive emotion</w:t>
             </w:r>
           </w:p>
         </w:tc>
@@ -12448,7 +12357,7 @@
       <w:tr>
         <w:tc>
           <w:tcPr>
-            <w:tcW w:type="dxa" w:w="1987"/>
+            <w:tcW w:type="dxa" w:w="2484"/>
           </w:tcPr>
           <w:p>
             <w:r/>
@@ -12462,35 +12371,21 @@
         </w:tc>
         <w:tc>
           <w:tcPr>
-            <w:tcW w:type="dxa" w:w="1987"/>
-          </w:tcPr>
-          <w:p>
-            <w:r/>
-            <w:r>
-              <w:rPr>
-                <w:sz w:val="16"/>
-              </w:rPr>
-              <w:t>anxious</w:t>
-            </w:r>
-          </w:p>
-        </w:tc>
-        <w:tc>
-          <w:tcPr>
-            <w:tcW w:type="dxa" w:w="1987"/>
-          </w:tcPr>
-          <w:p>
-            <w:r/>
-            <w:r>
-              <w:rPr>
-                <w:sz w:val="16"/>
-              </w:rPr>
-              <w:t>False</w:t>
-            </w:r>
-          </w:p>
-        </w:tc>
-        <w:tc>
-          <w:tcPr>
-            <w:tcW w:type="dxa" w:w="1987"/>
+            <w:tcW w:type="dxa" w:w="2484"/>
+          </w:tcPr>
+          <w:p>
+            <w:r/>
+            <w:r>
+              <w:rPr>
+                <w:sz w:val="16"/>
+              </w:rPr>
+              <w:t>angry</w:t>
+            </w:r>
+          </w:p>
+        </w:tc>
+        <w:tc>
+          <w:tcPr>
+            <w:tcW w:type="dxa" w:w="2484"/>
           </w:tcPr>
           <w:p>
             <w:r/>
@@ -12504,15 +12399,15 @@
         </w:tc>
         <w:tc>
           <w:tcPr>
-            <w:tcW w:type="dxa" w:w="1987"/>
-          </w:tcPr>
-          <w:p>
-            <w:r/>
-            <w:r>
-              <w:rPr>
-                <w:sz w:val="16"/>
-              </w:rPr>
-              <w:t>False</w:t>
+            <w:tcW w:type="dxa" w:w="2484"/>
+          </w:tcPr>
+          <w:p>
+            <w:r/>
+            <w:r>
+              <w:rPr>
+                <w:sz w:val="16"/>
+              </w:rPr>
+              <w:t>core supportive emotion</w:t>
             </w:r>
           </w:p>
         </w:tc>
@@ -12520,7 +12415,7 @@
       <w:tr>
         <w:tc>
           <w:tcPr>
-            <w:tcW w:type="dxa" w:w="1987"/>
+            <w:tcW w:type="dxa" w:w="2484"/>
           </w:tcPr>
           <w:p>
             <w:r/>
@@ -12534,7 +12429,7 @@
         </w:tc>
         <w:tc>
           <w:tcPr>
-            <w:tcW w:type="dxa" w:w="1987"/>
+            <w:tcW w:type="dxa" w:w="2484"/>
           </w:tcPr>
           <w:p>
             <w:r/>
@@ -12548,7 +12443,7 @@
         </w:tc>
         <w:tc>
           <w:tcPr>
-            <w:tcW w:type="dxa" w:w="1987"/>
+            <w:tcW w:type="dxa" w:w="2484"/>
           </w:tcPr>
           <w:p>
             <w:r/>
@@ -12562,29 +12457,15 @@
         </w:tc>
         <w:tc>
           <w:tcPr>
-            <w:tcW w:type="dxa" w:w="1987"/>
-          </w:tcPr>
-          <w:p>
-            <w:r/>
-            <w:r>
-              <w:rPr>
-                <w:sz w:val="16"/>
-              </w:rPr>
-              <w:t>False</w:t>
-            </w:r>
-          </w:p>
-        </w:tc>
-        <w:tc>
-          <w:tcPr>
-            <w:tcW w:type="dxa" w:w="1987"/>
-          </w:tcPr>
-          <w:p>
-            <w:r/>
-            <w:r>
-              <w:rPr>
-                <w:sz w:val="16"/>
-              </w:rPr>
-              <w:t>True</w:t>
+            <w:tcW w:type="dxa" w:w="2484"/>
+          </w:tcPr>
+          <w:p>
+            <w:r/>
+            <w:r>
+              <w:rPr>
+                <w:sz w:val="16"/>
+              </w:rPr>
+              <w:t>student situation</w:t>
             </w:r>
           </w:p>
         </w:tc>
@@ -12592,7 +12473,7 @@
       <w:tr>
         <w:tc>
           <w:tcPr>
-            <w:tcW w:type="dxa" w:w="1987"/>
+            <w:tcW w:type="dxa" w:w="2484"/>
           </w:tcPr>
           <w:p>
             <w:r/>
@@ -12606,49 +12487,21 @@
         </w:tc>
         <w:tc>
           <w:tcPr>
-            <w:tcW w:type="dxa" w:w="1987"/>
-          </w:tcPr>
-          <w:p>
-            <w:r/>
-            <w:r>
-              <w:rPr>
-                <w:sz w:val="16"/>
-              </w:rPr>
-              <w:t>anticipating</w:t>
-            </w:r>
-          </w:p>
-        </w:tc>
-        <w:tc>
-          <w:tcPr>
-            <w:tcW w:type="dxa" w:w="1987"/>
-          </w:tcPr>
-          <w:p>
-            <w:r/>
-            <w:r>
-              <w:rPr>
-                <w:sz w:val="16"/>
-              </w:rPr>
-              <w:t>False</w:t>
-            </w:r>
-          </w:p>
-        </w:tc>
-        <w:tc>
-          <w:tcPr>
-            <w:tcW w:type="dxa" w:w="1987"/>
-          </w:tcPr>
-          <w:p>
-            <w:r/>
-            <w:r>
-              <w:rPr>
-                <w:sz w:val="16"/>
-              </w:rPr>
-              <w:t>False</w:t>
-            </w:r>
-          </w:p>
-        </w:tc>
-        <w:tc>
-          <w:tcPr>
-            <w:tcW w:type="dxa" w:w="1987"/>
+            <w:tcW w:type="dxa" w:w="2484"/>
+          </w:tcPr>
+          <w:p>
+            <w:r/>
+            <w:r>
+              <w:rPr>
+                <w:sz w:val="16"/>
+              </w:rPr>
+              <w:t>sad</w:t>
+            </w:r>
+          </w:p>
+        </w:tc>
+        <w:tc>
+          <w:tcPr>
+            <w:tcW w:type="dxa" w:w="2484"/>
           </w:tcPr>
           <w:p>
             <w:r/>
@@ -12660,363 +12513,17 @@
             </w:r>
           </w:p>
         </w:tc>
-      </w:tr>
-      <w:tr>
-        <w:tc>
-          <w:tcPr>
-            <w:tcW w:type="dxa" w:w="1987"/>
-          </w:tcPr>
-          <w:p>
-            <w:r/>
-            <w:r>
-              <w:rPr>
-                <w:sz w:val="16"/>
-              </w:rPr>
-              <w:t>9</w:t>
-            </w:r>
-          </w:p>
-        </w:tc>
-        <w:tc>
-          <w:tcPr>
-            <w:tcW w:type="dxa" w:w="1987"/>
-          </w:tcPr>
-          <w:p>
-            <w:r/>
-            <w:r>
-              <w:rPr>
-                <w:sz w:val="16"/>
-              </w:rPr>
-              <w:t>lonely</w:t>
-            </w:r>
-          </w:p>
-        </w:tc>
-        <w:tc>
-          <w:tcPr>
-            <w:tcW w:type="dxa" w:w="1987"/>
-          </w:tcPr>
-          <w:p>
-            <w:r/>
-            <w:r>
-              <w:rPr>
-                <w:sz w:val="16"/>
-              </w:rPr>
-              <w:t>False</w:t>
-            </w:r>
-          </w:p>
-        </w:tc>
-        <w:tc>
-          <w:tcPr>
-            <w:tcW w:type="dxa" w:w="1987"/>
-          </w:tcPr>
-          <w:p>
-            <w:r/>
-            <w:r>
-              <w:rPr>
-                <w:sz w:val="16"/>
-              </w:rPr>
-              <w:t>True</w:t>
-            </w:r>
-          </w:p>
-        </w:tc>
-        <w:tc>
-          <w:tcPr>
-            <w:tcW w:type="dxa" w:w="1987"/>
-          </w:tcPr>
-          <w:p>
-            <w:r/>
-            <w:r>
-              <w:rPr>
-                <w:sz w:val="16"/>
-              </w:rPr>
-              <w:t>False</w:t>
-            </w:r>
-          </w:p>
-        </w:tc>
-      </w:tr>
-      <w:tr>
-        <w:tc>
-          <w:tcPr>
-            <w:tcW w:type="dxa" w:w="1987"/>
-          </w:tcPr>
-          <w:p>
-            <w:r/>
-            <w:r>
-              <w:rPr>
-                <w:sz w:val="16"/>
-              </w:rPr>
-              <w:t>10</w:t>
-            </w:r>
-          </w:p>
-        </w:tc>
-        <w:tc>
-          <w:tcPr>
-            <w:tcW w:type="dxa" w:w="1987"/>
-          </w:tcPr>
-          <w:p>
-            <w:r/>
-            <w:r>
-              <w:rPr>
-                <w:sz w:val="16"/>
-              </w:rPr>
-              <w:t>disgusted</w:t>
-            </w:r>
-          </w:p>
-        </w:tc>
-        <w:tc>
-          <w:tcPr>
-            <w:tcW w:type="dxa" w:w="1987"/>
-          </w:tcPr>
-          <w:p>
-            <w:r/>
-            <w:r>
-              <w:rPr>
-                <w:sz w:val="16"/>
-              </w:rPr>
-              <w:t>False</w:t>
-            </w:r>
-          </w:p>
-        </w:tc>
-        <w:tc>
-          <w:tcPr>
-            <w:tcW w:type="dxa" w:w="1987"/>
-          </w:tcPr>
-          <w:p>
-            <w:r/>
-            <w:r>
-              <w:rPr>
-                <w:sz w:val="16"/>
-              </w:rPr>
-              <w:t>True</w:t>
-            </w:r>
-          </w:p>
-        </w:tc>
-        <w:tc>
-          <w:tcPr>
-            <w:tcW w:type="dxa" w:w="1987"/>
-          </w:tcPr>
-          <w:p>
-            <w:r/>
-            <w:r>
-              <w:rPr>
-                <w:sz w:val="16"/>
-              </w:rPr>
-              <w:t>False</w:t>
-            </w:r>
-          </w:p>
-        </w:tc>
-      </w:tr>
-      <w:tr>
-        <w:tc>
-          <w:tcPr>
-            <w:tcW w:type="dxa" w:w="1987"/>
-          </w:tcPr>
-          <w:p>
-            <w:r/>
-            <w:r>
-              <w:rPr>
-                <w:sz w:val="16"/>
-              </w:rPr>
-              <w:t>11</w:t>
-            </w:r>
-          </w:p>
-        </w:tc>
-        <w:tc>
-          <w:tcPr>
-            <w:tcW w:type="dxa" w:w="1987"/>
-          </w:tcPr>
-          <w:p>
-            <w:r/>
-            <w:r>
-              <w:rPr>
-                <w:sz w:val="16"/>
-              </w:rPr>
-              <w:t>sad</w:t>
-            </w:r>
-          </w:p>
-        </w:tc>
-        <w:tc>
-          <w:tcPr>
-            <w:tcW w:type="dxa" w:w="1987"/>
-          </w:tcPr>
-          <w:p>
-            <w:r/>
-            <w:r>
-              <w:rPr>
-                <w:sz w:val="16"/>
-              </w:rPr>
-              <w:t>False</w:t>
-            </w:r>
-          </w:p>
-        </w:tc>
-        <w:tc>
-          <w:tcPr>
-            <w:tcW w:type="dxa" w:w="1987"/>
-          </w:tcPr>
-          <w:p>
-            <w:r/>
-            <w:r>
-              <w:rPr>
-                <w:sz w:val="16"/>
-              </w:rPr>
-              <w:t>True</w:t>
-            </w:r>
-          </w:p>
-        </w:tc>
-        <w:tc>
-          <w:tcPr>
-            <w:tcW w:type="dxa" w:w="1987"/>
-          </w:tcPr>
-          <w:p>
-            <w:r/>
-            <w:r>
-              <w:rPr>
-                <w:sz w:val="16"/>
-              </w:rPr>
-              <w:t>False</w:t>
-            </w:r>
-          </w:p>
-        </w:tc>
-      </w:tr>
-      <w:tr>
-        <w:tc>
-          <w:tcPr>
-            <w:tcW w:type="dxa" w:w="1987"/>
-          </w:tcPr>
-          <w:p>
-            <w:r/>
-            <w:r>
-              <w:rPr>
-                <w:sz w:val="16"/>
-              </w:rPr>
-              <w:t>12</w:t>
-            </w:r>
-          </w:p>
-        </w:tc>
-        <w:tc>
-          <w:tcPr>
-            <w:tcW w:type="dxa" w:w="1987"/>
-          </w:tcPr>
-          <w:p>
-            <w:r/>
-            <w:r>
-              <w:rPr>
-                <w:sz w:val="16"/>
-              </w:rPr>
-              <w:t>impressed</w:t>
-            </w:r>
-          </w:p>
-        </w:tc>
-        <w:tc>
-          <w:tcPr>
-            <w:tcW w:type="dxa" w:w="1987"/>
-          </w:tcPr>
-          <w:p>
-            <w:r/>
-            <w:r>
-              <w:rPr>
-                <w:sz w:val="16"/>
-              </w:rPr>
-              <w:t>True</w:t>
-            </w:r>
-          </w:p>
-        </w:tc>
-        <w:tc>
-          <w:tcPr>
-            <w:tcW w:type="dxa" w:w="1987"/>
-          </w:tcPr>
-          <w:p>
-            <w:r/>
-            <w:r>
-              <w:rPr>
-                <w:sz w:val="16"/>
-              </w:rPr>
-              <w:t>True</w:t>
-            </w:r>
-          </w:p>
-        </w:tc>
-        <w:tc>
-          <w:tcPr>
-            <w:tcW w:type="dxa" w:w="1987"/>
-          </w:tcPr>
-          <w:p>
-            <w:r/>
-            <w:r>
-              <w:rPr>
-                <w:sz w:val="16"/>
-              </w:rPr>
-              <w:t>False</w:t>
-            </w:r>
-          </w:p>
-        </w:tc>
-      </w:tr>
-      <w:tr>
-        <w:tc>
-          <w:tcPr>
-            <w:tcW w:type="dxa" w:w="1987"/>
-          </w:tcPr>
-          <w:p>
-            <w:r/>
-            <w:r>
-              <w:rPr>
-                <w:sz w:val="16"/>
-              </w:rPr>
-              <w:t>13</w:t>
-            </w:r>
-          </w:p>
-        </w:tc>
-        <w:tc>
-          <w:tcPr>
-            <w:tcW w:type="dxa" w:w="1987"/>
-          </w:tcPr>
-          <w:p>
-            <w:r/>
-            <w:r>
-              <w:rPr>
-                <w:sz w:val="16"/>
-              </w:rPr>
-              <w:t>content</w:t>
-            </w:r>
-          </w:p>
-        </w:tc>
-        <w:tc>
-          <w:tcPr>
-            <w:tcW w:type="dxa" w:w="1987"/>
-          </w:tcPr>
-          <w:p>
-            <w:r/>
-            <w:r>
-              <w:rPr>
-                <w:sz w:val="16"/>
-              </w:rPr>
-              <w:t>False</w:t>
-            </w:r>
-          </w:p>
-        </w:tc>
-        <w:tc>
-          <w:tcPr>
-            <w:tcW w:type="dxa" w:w="1987"/>
-          </w:tcPr>
-          <w:p>
-            <w:r/>
-            <w:r>
-              <w:rPr>
-                <w:sz w:val="16"/>
-              </w:rPr>
-              <w:t>True</w:t>
-            </w:r>
-          </w:p>
-        </w:tc>
-        <w:tc>
-          <w:tcPr>
-            <w:tcW w:type="dxa" w:w="1987"/>
-          </w:tcPr>
-          <w:p>
-            <w:r/>
-            <w:r>
-              <w:rPr>
-                <w:sz w:val="16"/>
-              </w:rPr>
-              <w:t>False</w:t>
+        <w:tc>
+          <w:tcPr>
+            <w:tcW w:type="dxa" w:w="2484"/>
+          </w:tcPr>
+          <w:p>
+            <w:r/>
+            <w:r>
+              <w:rPr>
+                <w:sz w:val="16"/>
+              </w:rPr>
+              <w:t>core supportive emotion</w:t>
             </w:r>
           </w:p>
         </w:tc>
@@ -13039,15 +12546,17 @@
         <w:tblLook w:firstColumn="1" w:firstRow="1" w:lastColumn="0" w:lastRow="0" w:noHBand="0" w:noVBand="1" w:val="04A0"/>
       </w:tblPr>
       <w:tblGrid>
-        <w:gridCol w:w="2484"/>
-        <w:gridCol w:w="2484"/>
-        <w:gridCol w:w="2484"/>
-        <w:gridCol w:w="2484"/>
+        <w:gridCol w:w="1656"/>
+        <w:gridCol w:w="1656"/>
+        <w:gridCol w:w="1656"/>
+        <w:gridCol w:w="1656"/>
+        <w:gridCol w:w="1656"/>
+        <w:gridCol w:w="1656"/>
       </w:tblGrid>
       <w:tr>
         <w:tc>
           <w:tcPr>
-            <w:tcW w:type="dxa" w:w="2484"/>
+            <w:tcW w:type="dxa" w:w="1656"/>
             <w:shd w:val="clear" w:color="auto" w:fill="E3EEFB"/>
           </w:tcPr>
           <w:p>
@@ -13067,7 +12576,7 @@
         </w:tc>
         <w:tc>
           <w:tcPr>
-            <w:tcW w:type="dxa" w:w="2484"/>
+            <w:tcW w:type="dxa" w:w="1656"/>
             <w:shd w:val="clear" w:color="auto" w:fill="E3EEFB"/>
           </w:tcPr>
           <w:p>
@@ -13081,13 +12590,13 @@
                 <w:b/>
                 <w:sz w:val="16"/>
               </w:rPr>
-              <w:t>Times chosen</w:t>
-            </w:r>
-          </w:p>
-        </w:tc>
-        <w:tc>
-          <w:tcPr>
-            <w:tcW w:type="dxa" w:w="2484"/>
+              <w:t>Empathy (1-5)</w:t>
+            </w:r>
+          </w:p>
+        </w:tc>
+        <w:tc>
+          <w:tcPr>
+            <w:tcW w:type="dxa" w:w="1656"/>
             <w:shd w:val="clear" w:color="auto" w:fill="E3EEFB"/>
           </w:tcPr>
           <w:p>
@@ -13101,13 +12610,13 @@
                 <w:b/>
                 <w:sz w:val="16"/>
               </w:rPr>
-              <w:t>Selection rate (%)</w:t>
-            </w:r>
-          </w:p>
-        </w:tc>
-        <w:tc>
-          <w:tcPr>
-            <w:tcW w:type="dxa" w:w="2484"/>
+              <w:t>Contextual relevance (1-5)</w:t>
+            </w:r>
+          </w:p>
+        </w:tc>
+        <w:tc>
+          <w:tcPr>
+            <w:tcW w:type="dxa" w:w="1656"/>
             <w:shd w:val="clear" w:color="auto" w:fill="E3EEFB"/>
           </w:tcPr>
           <w:p>
@@ -13121,7 +12630,47 @@
                 <w:b/>
                 <w:sz w:val="16"/>
               </w:rPr>
-              <w:t>Binomial p vs 33.3% chance</w:t>
+              <w:t>Supportiveness (1-5)</w:t>
+            </w:r>
+          </w:p>
+        </w:tc>
+        <w:tc>
+          <w:tcPr>
+            <w:tcW w:type="dxa" w:w="1656"/>
+            <w:shd w:val="clear" w:color="auto" w:fill="E3EEFB"/>
+          </w:tcPr>
+          <w:p>
+            <w:r>
+              <w:rPr>
+                <w:b/>
+              </w:rPr>
+            </w:r>
+            <w:r>
+              <w:rPr>
+                <w:b/>
+                <w:sz w:val="16"/>
+              </w:rPr>
+              <w:t>Preferred (%)</w:t>
+            </w:r>
+          </w:p>
+        </w:tc>
+        <w:tc>
+          <w:tcPr>
+            <w:tcW w:type="dxa" w:w="1656"/>
+            <w:shd w:val="clear" w:color="auto" w:fill="E3EEFB"/>
+          </w:tcPr>
+          <w:p>
+            <w:r>
+              <w:rPr>
+                <w:b/>
+              </w:rPr>
+            </w:r>
+            <w:r>
+              <w:rPr>
+                <w:b/>
+                <w:sz w:val="16"/>
+              </w:rPr>
+              <w:t>Paired p vs final system</w:t>
             </w:r>
           </w:p>
         </w:tc>
@@ -13129,7 +12678,7 @@
       <w:tr>
         <w:tc>
           <w:tcPr>
-            <w:tcW w:type="dxa" w:w="2484"/>
+            <w:tcW w:type="dxa" w:w="1656"/>
           </w:tcPr>
           <w:p>
             <w:r/>
@@ -13143,7 +12692,7 @@
         </w:tc>
         <w:tc>
           <w:tcPr>
-            <w:tcW w:type="dxa" w:w="2484"/>
+            <w:tcW w:type="dxa" w:w="1656"/>
           </w:tcPr>
           <w:p>
             <w:r/>
@@ -13159,7 +12708,7 @@
         </w:tc>
         <w:tc>
           <w:tcPr>
-            <w:tcW w:type="dxa" w:w="2484"/>
+            <w:tcW w:type="dxa" w:w="1656"/>
           </w:tcPr>
           <w:p>
             <w:r/>
@@ -13175,7 +12724,7 @@
         </w:tc>
         <w:tc>
           <w:tcPr>
-            <w:tcW w:type="dxa" w:w="2484"/>
+            <w:tcW w:type="dxa" w:w="1656"/>
           </w:tcPr>
           <w:p>
             <w:r/>
@@ -13189,11 +12738,43 @@
             </w:r>
           </w:p>
         </w:tc>
+        <w:tc>
+          <w:tcPr>
+            <w:tcW w:type="dxa" w:w="1656"/>
+          </w:tcPr>
+          <w:p>
+            <w:r/>
+            <w:r>
+              <w:rPr>
+                <w:b/>
+                <w:color w:val="B03A00"/>
+                <w:sz w:val="16"/>
+              </w:rPr>
+              <w:t>[[PENDING - human evaluation responses not yet collected]]</w:t>
+            </w:r>
+          </w:p>
+        </w:tc>
+        <w:tc>
+          <w:tcPr>
+            <w:tcW w:type="dxa" w:w="1656"/>
+          </w:tcPr>
+          <w:p>
+            <w:r/>
+            <w:r>
+              <w:rPr>
+                <w:b/>
+                <w:color w:val="B03A00"/>
+                <w:sz w:val="16"/>
+              </w:rPr>
+              <w:t>[[PENDING - human evaluation responses not yet collected]]</w:t>
+            </w:r>
+          </w:p>
+        </w:tc>
       </w:tr>
       <w:tr>
         <w:tc>
           <w:tcPr>
-            <w:tcW w:type="dxa" w:w="2484"/>
+            <w:tcW w:type="dxa" w:w="1656"/>
           </w:tcPr>
           <w:p>
             <w:r/>
@@ -13207,7 +12788,7 @@
         </w:tc>
         <w:tc>
           <w:tcPr>
-            <w:tcW w:type="dxa" w:w="2484"/>
+            <w:tcW w:type="dxa" w:w="1656"/>
           </w:tcPr>
           <w:p>
             <w:r/>
@@ -13223,7 +12804,7 @@
         </w:tc>
         <w:tc>
           <w:tcPr>
-            <w:tcW w:type="dxa" w:w="2484"/>
+            <w:tcW w:type="dxa" w:w="1656"/>
           </w:tcPr>
           <w:p>
             <w:r/>
@@ -13239,7 +12820,7 @@
         </w:tc>
         <w:tc>
           <w:tcPr>
-            <w:tcW w:type="dxa" w:w="2484"/>
+            <w:tcW w:type="dxa" w:w="1656"/>
           </w:tcPr>
           <w:p>
             <w:r/>
@@ -13253,11 +12834,43 @@
             </w:r>
           </w:p>
         </w:tc>
+        <w:tc>
+          <w:tcPr>
+            <w:tcW w:type="dxa" w:w="1656"/>
+          </w:tcPr>
+          <w:p>
+            <w:r/>
+            <w:r>
+              <w:rPr>
+                <w:b/>
+                <w:color w:val="B03A00"/>
+                <w:sz w:val="16"/>
+              </w:rPr>
+              <w:t>[[PENDING - human evaluation responses not yet collected]]</w:t>
+            </w:r>
+          </w:p>
+        </w:tc>
+        <w:tc>
+          <w:tcPr>
+            <w:tcW w:type="dxa" w:w="1656"/>
+          </w:tcPr>
+          <w:p>
+            <w:r/>
+            <w:r>
+              <w:rPr>
+                <w:b/>
+                <w:color w:val="B03A00"/>
+                <w:sz w:val="16"/>
+              </w:rPr>
+              <w:t>[[PENDING - human evaluation responses not yet collected]]</w:t>
+            </w:r>
+          </w:p>
+        </w:tc>
       </w:tr>
       <w:tr>
         <w:tc>
           <w:tcPr>
-            <w:tcW w:type="dxa" w:w="2484"/>
+            <w:tcW w:type="dxa" w:w="1656"/>
           </w:tcPr>
           <w:p>
             <w:r/>
@@ -13271,7 +12884,7 @@
         </w:tc>
         <w:tc>
           <w:tcPr>
-            <w:tcW w:type="dxa" w:w="2484"/>
+            <w:tcW w:type="dxa" w:w="1656"/>
           </w:tcPr>
           <w:p>
             <w:r/>
@@ -13287,7 +12900,7 @@
         </w:tc>
         <w:tc>
           <w:tcPr>
-            <w:tcW w:type="dxa" w:w="2484"/>
+            <w:tcW w:type="dxa" w:w="1656"/>
           </w:tcPr>
           <w:p>
             <w:r/>
@@ -13303,7 +12916,39 @@
         </w:tc>
         <w:tc>
           <w:tcPr>
-            <w:tcW w:type="dxa" w:w="2484"/>
+            <w:tcW w:type="dxa" w:w="1656"/>
+          </w:tcPr>
+          <w:p>
+            <w:r/>
+            <w:r>
+              <w:rPr>
+                <w:b/>
+                <w:color w:val="B03A00"/>
+                <w:sz w:val="16"/>
+              </w:rPr>
+              <w:t>[[PENDING - human evaluation responses not yet collected]]</w:t>
+            </w:r>
+          </w:p>
+        </w:tc>
+        <w:tc>
+          <w:tcPr>
+            <w:tcW w:type="dxa" w:w="1656"/>
+          </w:tcPr>
+          <w:p>
+            <w:r/>
+            <w:r>
+              <w:rPr>
+                <w:b/>
+                <w:color w:val="B03A00"/>
+                <w:sz w:val="16"/>
+              </w:rPr>
+              <w:t>[[PENDING - human evaluation responses not yet collected]]</w:t>
+            </w:r>
+          </w:p>
+        </w:tc>
+        <w:tc>
+          <w:tcPr>
+            <w:tcW w:type="dxa" w:w="1656"/>
           </w:tcPr>
           <w:p>
             <w:r/>
